--- a/plans/9th Grade Technology/9th Grade Monthly Planning/1st Trimester/9° Technology - May.docx
+++ b/plans/9th Grade Technology/9th Grade Monthly Planning/1st Trimester/9° Technology - May.docx
@@ -4,7 +4,7 @@
   <w:body>
     <w:p>
       <w:pPr>
-        <w:spacing w:line="360" w:lineRule="auto"/>
+        <w:spacing w:line="360" w:lineRule="auto" w:before="0" w:after="0"/>
         <w:jc w:val="center"/>
         <w:rPr>
           <w:b/>
@@ -15,67 +15,18 @@
       </w:pPr>
       <w:r>
         <w:rPr>
+          <w:rFonts w:ascii="Arial" w:hAnsi="Arial" w:eastAsia="Arial" w:cs="Arial"/>
           <w:b/>
+          <w:i w:val="0"/>
           <w:sz w:val="24"/>
-          <w:szCs w:val="24"/>
-          <w:lang w:val="es-PA"/>
+          <w:u w:val="none"/>
         </w:rPr>
         <w:t>MINISTERIO DE EDUCACIÓN DE PANAMÁ</w:t>
       </w:r>
-      <w:r>
-        <w:rPr>
-          <w:noProof/>
-          <w:sz w:val="24"/>
-          <w:szCs w:val="24"/>
-        </w:rPr>
-        <w:drawing>
-          <wp:anchor distT="114300" distB="114300" distL="114300" distR="114300" simplePos="0" relativeHeight="251659264" behindDoc="0" locked="0" layoutInCell="1" hidden="0" allowOverlap="1" wp14:anchorId="55040CBA" wp14:editId="4BC7CD8F">
-            <wp:simplePos x="0" y="0"/>
-            <wp:positionH relativeFrom="column">
-              <wp:posOffset>-33020</wp:posOffset>
-            </wp:positionH>
-            <wp:positionV relativeFrom="paragraph">
-              <wp:posOffset>10795</wp:posOffset>
-            </wp:positionV>
-            <wp:extent cx="624840" cy="693420"/>
-            <wp:effectExtent l="0" t="0" r="3810" b="0"/>
-            <wp:wrapNone/>
-            <wp:docPr id="6" name="image1.png" descr="A logo for a science academy&#10;&#10;AI-generated content may be incorrect."/>
-            <wp:cNvGraphicFramePr/>
-            <a:graphic xmlns:a="http://schemas.openxmlformats.org/drawingml/2006/main">
-              <a:graphicData uri="http://schemas.openxmlformats.org/drawingml/2006/picture">
-                <pic:pic xmlns:pic="http://schemas.openxmlformats.org/drawingml/2006/picture">
-                  <pic:nvPicPr>
-                    <pic:cNvPr id="6" name="image1.png" descr="A logo for a science academy&#10;&#10;AI-generated content may be incorrect."/>
-                    <pic:cNvPicPr preferRelativeResize="0"/>
-                  </pic:nvPicPr>
-                  <pic:blipFill>
-                    <a:blip r:embed="rId6"/>
-                    <a:srcRect/>
-                    <a:stretch>
-                      <a:fillRect/>
-                    </a:stretch>
-                  </pic:blipFill>
-                  <pic:spPr>
-                    <a:xfrm>
-                      <a:off x="0" y="0"/>
-                      <a:ext cx="624840" cy="693420"/>
-                    </a:xfrm>
-                    <a:prstGeom prst="rect">
-                      <a:avLst/>
-                    </a:prstGeom>
-                    <a:ln/>
-                  </pic:spPr>
-                </pic:pic>
-              </a:graphicData>
-            </a:graphic>
-          </wp:anchor>
-        </w:drawing>
-      </w:r>
     </w:p>
     <w:p>
       <w:pPr>
-        <w:spacing w:line="360" w:lineRule="auto"/>
+        <w:spacing w:line="360" w:lineRule="auto" w:before="0" w:after="0"/>
         <w:jc w:val="center"/>
         <w:rPr>
           <w:b/>
@@ -85,16 +36,18 @@
       </w:pPr>
       <w:r>
         <w:rPr>
+          <w:rFonts w:ascii="Arial" w:hAnsi="Arial" w:eastAsia="Arial" w:cs="Arial"/>
           <w:b/>
+          <w:i w:val="0"/>
           <w:sz w:val="24"/>
-          <w:szCs w:val="24"/>
+          <w:u w:val="none"/>
         </w:rPr>
         <w:t>ACADEMIA INTERNACIONAL DAVID</w:t>
       </w:r>
     </w:p>
     <w:p>
       <w:pPr>
-        <w:spacing w:line="360" w:lineRule="auto"/>
+        <w:spacing w:line="360" w:lineRule="auto" w:before="0" w:after="0"/>
         <w:jc w:val="center"/>
         <w:rPr>
           <w:b/>
@@ -104,16 +57,18 @@
       </w:pPr>
       <w:r>
         <w:rPr>
+          <w:rFonts w:ascii="Arial" w:hAnsi="Arial" w:eastAsia="Arial" w:cs="Arial"/>
           <w:b/>
+          <w:i w:val="0"/>
           <w:sz w:val="24"/>
-          <w:szCs w:val="24"/>
+          <w:u w:val="none"/>
         </w:rPr>
-        <w:t xml:space="preserve">WEEKLY/MONTHLY PLAN </w:t>
+        <w:t>WEEKLY/MONTHLY PLAN</w:t>
       </w:r>
     </w:p>
     <w:p>
       <w:pPr>
-        <w:spacing w:line="360" w:lineRule="auto"/>
+        <w:spacing w:line="360" w:lineRule="auto" w:before="0" w:after="0"/>
         <w:jc w:val="center"/>
         <w:rPr>
           <w:b/>
@@ -124,17 +79,18 @@
       </w:pPr>
       <w:r>
         <w:rPr>
+          <w:rFonts w:ascii="Arial" w:hAnsi="Arial" w:eastAsia="Arial" w:cs="Arial"/>
           <w:b/>
-          <w:bCs/>
+          <w:i w:val="0"/>
           <w:sz w:val="24"/>
-          <w:szCs w:val="24"/>
+          <w:u w:val="none"/>
         </w:rPr>
         <w:t>MONTH: MAY</w:t>
       </w:r>
     </w:p>
     <w:p>
       <w:pPr>
-        <w:spacing w:line="360" w:lineRule="auto"/>
+        <w:spacing w:line="360" w:lineRule="auto" w:before="0" w:after="0"/>
         <w:jc w:val="center"/>
         <w:rPr>
           <w:b/>
@@ -145,10 +101,11 @@
       </w:pPr>
       <w:r>
         <w:rPr>
+          <w:rFonts w:ascii="Arial" w:hAnsi="Arial" w:eastAsia="Arial" w:cs="Arial"/>
           <w:b/>
-          <w:bCs/>
+          <w:i w:val="0"/>
           <w:sz w:val="24"/>
-          <w:szCs w:val="24"/>
+          <w:u w:val="none"/>
         </w:rPr>
         <w:t>WEEKS: 5</w:t>
       </w:r>
@@ -175,22 +132,28 @@
           </w:tcPr>
           <w:p>
             <w:pPr>
-              <w:spacing w:line="360" w:lineRule="auto"/>
-              <w:rPr>
+              <w:spacing w:line="360" w:lineRule="auto" w:before="0" w:after="0"/>
+            </w:pPr>
+            <w:r/>
+            <w:r>
+              <w:rPr>
+                <w:rFonts w:ascii="Arial" w:hAnsi="Arial" w:eastAsia="Arial" w:cs="Arial"/>
                 <w:b/>
-                <w:bCs/>
-                <w:sz w:val="24"/>
-                <w:szCs w:val="24"/>
-              </w:rPr>
-            </w:pPr>
-            <w:r>
-              <w:rPr>
-                <w:b/>
-                <w:bCs/>
-                <w:sz w:val="24"/>
-                <w:szCs w:val="24"/>
-              </w:rPr>
-              <w:t>Subject: Technology</w:t>
+                <w:i w:val="0"/>
+                <w:sz w:val="24"/>
+                <w:u w:val="none"/>
+              </w:rPr>
+              <w:t>Subject:</w:t>
+            </w:r>
+            <w:r>
+              <w:rPr>
+                <w:rFonts w:ascii="Arial" w:hAnsi="Arial" w:eastAsia="Arial" w:cs="Arial"/>
+                <w:b w:val="0"/>
+                <w:i w:val="0"/>
+                <w:sz w:val="24"/>
+                <w:u w:val="none"/>
+              </w:rPr>
+              <w:t xml:space="preserve"> Technology</w:t>
             </w:r>
           </w:p>
         </w:tc>
@@ -200,22 +163,28 @@
           </w:tcPr>
           <w:p>
             <w:pPr>
-              <w:spacing w:line="360" w:lineRule="auto"/>
-              <w:rPr>
+              <w:spacing w:line="360" w:lineRule="auto" w:before="0" w:after="0"/>
+            </w:pPr>
+            <w:r/>
+            <w:r>
+              <w:rPr>
+                <w:rFonts w:ascii="Arial" w:hAnsi="Arial" w:eastAsia="Arial" w:cs="Arial"/>
                 <w:b/>
-                <w:bCs/>
-                <w:sz w:val="24"/>
-                <w:szCs w:val="24"/>
-              </w:rPr>
-            </w:pPr>
-            <w:r>
-              <w:rPr>
-                <w:b/>
-                <w:bCs/>
-                <w:sz w:val="24"/>
-                <w:szCs w:val="24"/>
-              </w:rPr>
-              <w:t>Teacher: Porfirio Rios</w:t>
+                <w:i w:val="0"/>
+                <w:sz w:val="24"/>
+                <w:u w:val="none"/>
+              </w:rPr>
+              <w:t>Teacher:</w:t>
+            </w:r>
+            <w:r>
+              <w:rPr>
+                <w:rFonts w:ascii="Arial" w:hAnsi="Arial" w:eastAsia="Arial" w:cs="Arial"/>
+                <w:b w:val="0"/>
+                <w:i w:val="0"/>
+                <w:sz w:val="24"/>
+                <w:u w:val="none"/>
+              </w:rPr>
+              <w:t xml:space="preserve"> Porfirio Rios</w:t>
             </w:r>
           </w:p>
         </w:tc>
@@ -225,22 +194,28 @@
           </w:tcPr>
           <w:p>
             <w:pPr>
-              <w:spacing w:line="360" w:lineRule="auto"/>
-              <w:rPr>
+              <w:spacing w:line="360" w:lineRule="auto" w:before="0" w:after="0"/>
+            </w:pPr>
+            <w:r/>
+            <w:r>
+              <w:rPr>
+                <w:rFonts w:ascii="Arial" w:hAnsi="Arial" w:eastAsia="Arial" w:cs="Arial"/>
                 <w:b/>
-                <w:bCs/>
-                <w:sz w:val="24"/>
-                <w:szCs w:val="24"/>
-              </w:rPr>
-            </w:pPr>
-            <w:r>
-              <w:rPr>
-                <w:b/>
-                <w:bCs/>
-                <w:sz w:val="24"/>
-                <w:szCs w:val="24"/>
-              </w:rPr>
-              <w:t>Grade: 9th</w:t>
+                <w:i w:val="0"/>
+                <w:sz w:val="24"/>
+                <w:u w:val="none"/>
+              </w:rPr>
+              <w:t>Grade:</w:t>
+            </w:r>
+            <w:r>
+              <w:rPr>
+                <w:rFonts w:ascii="Arial" w:hAnsi="Arial" w:eastAsia="Arial" w:cs="Arial"/>
+                <w:b w:val="0"/>
+                <w:i w:val="0"/>
+                <w:sz w:val="24"/>
+                <w:u w:val="none"/>
+              </w:rPr>
+              <w:t xml:space="preserve"> 9th</w:t>
             </w:r>
           </w:p>
         </w:tc>
@@ -250,22 +225,28 @@
           </w:tcPr>
           <w:p>
             <w:pPr>
-              <w:spacing w:line="360" w:lineRule="auto"/>
-              <w:rPr>
+              <w:spacing w:line="360" w:lineRule="auto" w:before="0" w:after="0"/>
+            </w:pPr>
+            <w:r/>
+            <w:r>
+              <w:rPr>
+                <w:rFonts w:ascii="Arial" w:hAnsi="Arial" w:eastAsia="Arial" w:cs="Arial"/>
                 <w:b/>
-                <w:bCs/>
-                <w:sz w:val="24"/>
-                <w:szCs w:val="24"/>
-              </w:rPr>
-            </w:pPr>
-            <w:r>
-              <w:rPr>
-                <w:b/>
-                <w:bCs/>
-                <w:sz w:val="24"/>
-                <w:szCs w:val="24"/>
-              </w:rPr>
-              <w:t>Trimester:1st</w:t>
+                <w:i w:val="0"/>
+                <w:sz w:val="24"/>
+                <w:u w:val="none"/>
+              </w:rPr>
+              <w:t>Trimester:</w:t>
+            </w:r>
+            <w:r>
+              <w:rPr>
+                <w:rFonts w:ascii="Arial" w:hAnsi="Arial" w:eastAsia="Arial" w:cs="Arial"/>
+                <w:b w:val="0"/>
+                <w:i w:val="0"/>
+                <w:sz w:val="24"/>
+                <w:u w:val="none"/>
+              </w:rPr>
+              <w:t xml:space="preserve"> 1st</w:t>
             </w:r>
           </w:p>
         </w:tc>
@@ -275,22 +256,28 @@
           </w:tcPr>
           <w:p>
             <w:pPr>
-              <w:spacing w:line="360" w:lineRule="auto"/>
-              <w:rPr>
+              <w:spacing w:line="360" w:lineRule="auto" w:before="0" w:after="0"/>
+            </w:pPr>
+            <w:r/>
+            <w:r>
+              <w:rPr>
+                <w:rFonts w:ascii="Arial" w:hAnsi="Arial" w:eastAsia="Arial" w:cs="Arial"/>
                 <w:b/>
-                <w:bCs/>
-                <w:sz w:val="24"/>
-                <w:szCs w:val="24"/>
-              </w:rPr>
-            </w:pPr>
-            <w:r>
-              <w:rPr>
-                <w:b/>
-                <w:bCs/>
-                <w:sz w:val="24"/>
-                <w:szCs w:val="24"/>
-              </w:rPr>
-              <w:t>Year: 2026</w:t>
+                <w:i w:val="0"/>
+                <w:sz w:val="24"/>
+                <w:u w:val="none"/>
+              </w:rPr>
+              <w:t>Year:</w:t>
+            </w:r>
+            <w:r>
+              <w:rPr>
+                <w:rFonts w:ascii="Arial" w:hAnsi="Arial" w:eastAsia="Arial" w:cs="Arial"/>
+                <w:b w:val="0"/>
+                <w:i w:val="0"/>
+                <w:sz w:val="24"/>
+                <w:u w:val="none"/>
+              </w:rPr>
+              <w:t xml:space="preserve"> 2026</w:t>
             </w:r>
           </w:p>
         </w:tc>
@@ -300,22 +287,28 @@
           </w:tcPr>
           <w:p>
             <w:pPr>
-              <w:spacing w:line="360" w:lineRule="auto"/>
-              <w:rPr>
+              <w:spacing w:line="360" w:lineRule="auto" w:before="0" w:after="0"/>
+            </w:pPr>
+            <w:r/>
+            <w:r>
+              <w:rPr>
+                <w:rFonts w:ascii="Arial" w:hAnsi="Arial" w:eastAsia="Arial" w:cs="Arial"/>
                 <w:b/>
-                <w:bCs/>
-                <w:sz w:val="24"/>
-                <w:szCs w:val="24"/>
-              </w:rPr>
-            </w:pPr>
-            <w:r>
-              <w:rPr>
-                <w:b/>
-                <w:bCs/>
-                <w:sz w:val="24"/>
-                <w:szCs w:val="24"/>
-              </w:rPr>
-              <w:t>Weekly Hours: 3</w:t>
+                <w:i w:val="0"/>
+                <w:sz w:val="24"/>
+                <w:u w:val="none"/>
+              </w:rPr>
+              <w:t>Weekly Hours:</w:t>
+            </w:r>
+            <w:r>
+              <w:rPr>
+                <w:rFonts w:ascii="Arial" w:hAnsi="Arial" w:eastAsia="Arial" w:cs="Arial"/>
+                <w:b w:val="0"/>
+                <w:i w:val="0"/>
+                <w:sz w:val="24"/>
+                <w:u w:val="none"/>
+              </w:rPr>
+              <w:t xml:space="preserve"> 3</w:t>
             </w:r>
           </w:p>
         </w:tc>
@@ -328,66 +321,60 @@
           </w:tcPr>
           <w:p>
             <w:pPr>
-              <w:spacing w:line="480" w:lineRule="auto"/>
-              <w:rPr>
-                <w:sz w:val="24"/>
-                <w:szCs w:val="24"/>
-              </w:rPr>
-            </w:pPr>
-            <w:r>
-              <w:rPr>
+              <w:spacing w:line="480" w:lineRule="auto" w:before="0" w:after="0"/>
+            </w:pPr>
+            <w:r>
+              <w:rPr>
+                <w:rFonts w:ascii="Arial" w:hAnsi="Arial" w:eastAsia="Arial" w:cs="Arial"/>
                 <w:b/>
-                <w:bCs/>
-                <w:sz w:val="24"/>
-                <w:szCs w:val="24"/>
+                <w:i w:val="0"/>
+                <w:sz w:val="24"/>
+                <w:u w:val="none"/>
               </w:rPr>
               <w:t>Competences:</w:t>
             </w:r>
           </w:p>
           <w:p>
             <w:pPr>
-              <w:spacing w:line="480" w:lineRule="auto"/>
-              <w:rPr>
-                <w:sz w:val="24"/>
-                <w:szCs w:val="24"/>
-              </w:rPr>
-            </w:pPr>
-            <w:r>
-              <w:rPr>
-                <w:sz w:val="24"/>
-                <w:szCs w:val="24"/>
+              <w:spacing w:line="480" w:lineRule="auto" w:before="0" w:after="0"/>
+            </w:pPr>
+            <w:r>
+              <w:rPr>
+                <w:rFonts w:ascii="Arial" w:hAnsi="Arial" w:eastAsia="Arial" w:cs="Arial"/>
+                <w:b w:val="0"/>
+                <w:i w:val="0"/>
+                <w:sz w:val="24"/>
+                <w:u w:val="none"/>
               </w:rPr>
               <w:t>Design a robotics system with a clear goal, constraints, component list, state chart, inputs, outputs, and test cases.</w:t>
             </w:r>
           </w:p>
           <w:p>
             <w:pPr>
-              <w:spacing w:line="480" w:lineRule="auto"/>
-              <w:rPr>
-                <w:sz w:val="24"/>
-                <w:szCs w:val="24"/>
-              </w:rPr>
-            </w:pPr>
-            <w:r>
-              <w:rPr>
-                <w:sz w:val="24"/>
-                <w:szCs w:val="24"/>
+              <w:spacing w:line="480" w:lineRule="auto" w:before="0" w:after="0"/>
+            </w:pPr>
+            <w:r>
+              <w:rPr>
+                <w:rFonts w:ascii="Arial" w:hAnsi="Arial" w:eastAsia="Arial" w:cs="Arial"/>
+                <w:b w:val="0"/>
+                <w:i w:val="0"/>
+                <w:sz w:val="24"/>
+                <w:u w:val="none"/>
               </w:rPr>
               <w:t>Build, test, debug, and improve a robotics prototype using controlled trials, project-log evidence, and feedback.</w:t>
             </w:r>
           </w:p>
           <w:p>
             <w:pPr>
-              <w:spacing w:line="480" w:lineRule="auto"/>
-              <w:rPr>
-                <w:sz w:val="24"/>
-                <w:szCs w:val="24"/>
-              </w:rPr>
-            </w:pPr>
-            <w:r>
-              <w:rPr>
-                <w:sz w:val="24"/>
-                <w:szCs w:val="24"/>
+              <w:spacing w:line="480" w:lineRule="auto" w:before="0" w:after="0"/>
+            </w:pPr>
+            <w:r>
+              <w:rPr>
+                <w:rFonts w:ascii="Arial" w:hAnsi="Arial" w:eastAsia="Arial" w:cs="Arial"/>
+                <w:b w:val="0"/>
+                <w:i w:val="0"/>
+                <w:sz w:val="24"/>
+                <w:u w:val="none"/>
               </w:rPr>
               <w:t>Present a technical explanation that connects inputs, logic, outputs, state changes, reliability evidence, and improvements.</w:t>
             </w:r>
@@ -402,68 +389,60 @@
           </w:tcPr>
           <w:p>
             <w:pPr>
-              <w:spacing w:line="480" w:lineRule="auto"/>
-              <w:rPr>
+              <w:spacing w:line="480" w:lineRule="auto" w:before="0" w:after="0"/>
+            </w:pPr>
+            <w:r>
+              <w:rPr>
+                <w:rFonts w:ascii="Arial" w:hAnsi="Arial" w:eastAsia="Arial" w:cs="Arial"/>
                 <w:b/>
-                <w:bCs/>
-                <w:sz w:val="24"/>
-                <w:szCs w:val="24"/>
-              </w:rPr>
-            </w:pPr>
-            <w:r>
-              <w:rPr>
-                <w:b/>
-                <w:bCs/>
-                <w:sz w:val="24"/>
-                <w:szCs w:val="24"/>
+                <w:i w:val="0"/>
+                <w:sz w:val="24"/>
+                <w:u w:val="none"/>
               </w:rPr>
               <w:t>Learning Objectives:</w:t>
             </w:r>
           </w:p>
           <w:p>
             <w:pPr>
-              <w:spacing w:line="480" w:lineRule="auto"/>
-              <w:rPr>
-                <w:sz w:val="24"/>
-                <w:szCs w:val="24"/>
-              </w:rPr>
-            </w:pPr>
-            <w:r>
-              <w:rPr>
-                <w:sz w:val="24"/>
-                <w:szCs w:val="24"/>
+              <w:spacing w:line="480" w:lineRule="auto" w:before="0" w:after="0"/>
+            </w:pPr>
+            <w:r>
+              <w:rPr>
+                <w:rFonts w:ascii="Arial" w:hAnsi="Arial" w:eastAsia="Arial" w:cs="Arial"/>
+                <w:b w:val="0"/>
+                <w:i w:val="0"/>
+                <w:sz w:val="24"/>
+                <w:u w:val="none"/>
               </w:rPr>
               <w:t>Create a robotics design plan that defines the goal, controls, outputs, states, components, risks, and test cases before building.</w:t>
             </w:r>
           </w:p>
           <w:p>
             <w:pPr>
-              <w:spacing w:line="480" w:lineRule="auto"/>
-              <w:rPr>
-                <w:sz w:val="24"/>
-                <w:szCs w:val="24"/>
-              </w:rPr>
-            </w:pPr>
-            <w:r>
-              <w:rPr>
-                <w:sz w:val="24"/>
-                <w:szCs w:val="24"/>
+              <w:spacing w:line="480" w:lineRule="auto" w:before="0" w:after="0"/>
+            </w:pPr>
+            <w:r>
+              <w:rPr>
+                <w:rFonts w:ascii="Arial" w:hAnsi="Arial" w:eastAsia="Arial" w:cs="Arial"/>
+                <w:b w:val="0"/>
+                <w:i w:val="0"/>
+                <w:sz w:val="24"/>
+                <w:u w:val="none"/>
               </w:rPr>
               <w:t>Build and debug the exam robotics project across multiple sessions using test notes, failure evidence, and improvement goals.</w:t>
             </w:r>
           </w:p>
           <w:p>
             <w:pPr>
-              <w:spacing w:line="480" w:lineRule="auto"/>
-              <w:rPr>
-                <w:sz w:val="24"/>
-                <w:szCs w:val="24"/>
-              </w:rPr>
-            </w:pPr>
-            <w:r>
-              <w:rPr>
-                <w:sz w:val="24"/>
-                <w:szCs w:val="24"/>
+              <w:spacing w:line="480" w:lineRule="auto" w:before="0" w:after="0"/>
+            </w:pPr>
+            <w:r>
+              <w:rPr>
+                <w:rFonts w:ascii="Arial" w:hAnsi="Arial" w:eastAsia="Arial" w:cs="Arial"/>
+                <w:b w:val="0"/>
+                <w:i w:val="0"/>
+                <w:sz w:val="24"/>
+                <w:u w:val="none"/>
               </w:rPr>
               <w:t>Explain how inputs, logic, outputs, components, reliability, and team roles work together in the final system.</w:t>
             </w:r>
@@ -478,68 +457,60 @@
           </w:tcPr>
           <w:p>
             <w:pPr>
-              <w:spacing w:line="480" w:lineRule="auto"/>
-              <w:rPr>
+              <w:spacing w:line="480" w:lineRule="auto" w:before="0" w:after="0"/>
+            </w:pPr>
+            <w:r>
+              <w:rPr>
+                <w:rFonts w:ascii="Arial" w:hAnsi="Arial" w:eastAsia="Arial" w:cs="Arial"/>
                 <w:b/>
-                <w:bCs/>
-                <w:sz w:val="24"/>
-                <w:szCs w:val="24"/>
-              </w:rPr>
-            </w:pPr>
-            <w:r>
-              <w:rPr>
-                <w:b/>
-                <w:bCs/>
-                <w:sz w:val="24"/>
-                <w:szCs w:val="24"/>
+                <w:i w:val="0"/>
+                <w:sz w:val="24"/>
+                <w:u w:val="none"/>
               </w:rPr>
               <w:t>Learning Outcomes:</w:t>
             </w:r>
           </w:p>
           <w:p>
             <w:pPr>
-              <w:spacing w:line="480" w:lineRule="auto"/>
-              <w:rPr>
-                <w:sz w:val="24"/>
-                <w:szCs w:val="24"/>
-              </w:rPr>
-            </w:pPr>
-            <w:r>
-              <w:rPr>
-                <w:sz w:val="24"/>
-                <w:szCs w:val="24"/>
+              <w:spacing w:line="480" w:lineRule="auto" w:before="0" w:after="0"/>
+            </w:pPr>
+            <w:r>
+              <w:rPr>
+                <w:rFonts w:ascii="Arial" w:hAnsi="Arial" w:eastAsia="Arial" w:cs="Arial"/>
+                <w:b w:val="0"/>
+                <w:i w:val="0"/>
+                <w:sz w:val="24"/>
+                <w:u w:val="none"/>
               </w:rPr>
               <w:t>Submit a robotics design plan with goal, inputs/controls, outputs, state chart, components, risks, and test cases.</w:t>
             </w:r>
           </w:p>
           <w:p>
             <w:pPr>
-              <w:spacing w:line="480" w:lineRule="auto"/>
-              <w:rPr>
-                <w:sz w:val="24"/>
-                <w:szCs w:val="24"/>
-              </w:rPr>
-            </w:pPr>
-            <w:r>
-              <w:rPr>
-                <w:sz w:val="24"/>
-                <w:szCs w:val="24"/>
+              <w:spacing w:line="480" w:lineRule="auto" w:before="0" w:after="0"/>
+            </w:pPr>
+            <w:r>
+              <w:rPr>
+                <w:rFonts w:ascii="Arial" w:hAnsi="Arial" w:eastAsia="Arial" w:cs="Arial"/>
+                <w:b w:val="0"/>
+                <w:i w:val="0"/>
+                <w:sz w:val="24"/>
+                <w:u w:val="none"/>
               </w:rPr>
               <w:t>Build and improve the exam robotics prototype during Weeks 10-11 using documented testing evidence.</w:t>
             </w:r>
           </w:p>
           <w:p>
             <w:pPr>
-              <w:spacing w:line="480" w:lineRule="auto"/>
-              <w:rPr>
-                <w:sz w:val="24"/>
-                <w:szCs w:val="24"/>
-              </w:rPr>
-            </w:pPr>
-            <w:r>
-              <w:rPr>
-                <w:sz w:val="24"/>
-                <w:szCs w:val="24"/>
+              <w:spacing w:line="480" w:lineRule="auto" w:before="0" w:after="0"/>
+            </w:pPr>
+            <w:r>
+              <w:rPr>
+                <w:rFonts w:ascii="Arial" w:hAnsi="Arial" w:eastAsia="Arial" w:cs="Arial"/>
+                <w:b w:val="0"/>
+                <w:i w:val="0"/>
+                <w:sz w:val="24"/>
+                <w:u w:val="none"/>
               </w:rPr>
               <w:t>Present the robotics project in Week 12 using a project log, state logic explanation, test evidence, and reflection.</w:t>
             </w:r>
@@ -584,21 +555,21 @@
               <w:right w:val="single" w:sz="4" w:space="0" w:color="auto"/>
             </w:tcBorders>
             <w:shd w:val="clear" w:color="auto" w:fill="A8D08D"/>
+            <w:vAlign w:val="center"/>
           </w:tcPr>
           <w:p>
             <w:pPr>
-              <w:spacing w:line="360" w:lineRule="auto"/>
-              <w:rPr>
-                <w:sz w:val="24"/>
-                <w:szCs w:val="24"/>
-              </w:rPr>
-            </w:pPr>
-            <w:r>
-              <w:rPr>
-                <w:sz w:val="24"/>
-                <w:szCs w:val="24"/>
-              </w:rPr>
-              <w:lastRenderedPageBreak/>
+              <w:jc w:val="center"/>
+              <w:spacing w:line="360" w:lineRule="auto" w:before="0" w:after="0"/>
+            </w:pPr>
+            <w:r>
+              <w:rPr>
+                <w:rFonts w:ascii="Arial" w:hAnsi="Arial" w:eastAsia="Arial" w:cs="Arial"/>
+                <w:b/>
+                <w:i w:val="0"/>
+                <w:sz w:val="24"/>
+                <w:u w:val="none"/>
+              </w:rPr>
               <w:t>9A, 9B day – 45min – May - Week 9</w:t>
             </w:r>
           </w:p>
@@ -613,19 +584,20 @@
               <w:right w:val="single" w:sz="4" w:space="0" w:color="auto"/>
             </w:tcBorders>
             <w:shd w:val="clear" w:color="auto" w:fill="A8D08D"/>
+            <w:vAlign w:val="center"/>
           </w:tcPr>
           <w:p>
             <w:pPr>
-              <w:spacing w:line="360" w:lineRule="auto"/>
-              <w:rPr>
-                <w:sz w:val="24"/>
-                <w:szCs w:val="24"/>
-              </w:rPr>
-            </w:pPr>
-            <w:r>
-              <w:rPr>
-                <w:sz w:val="24"/>
-                <w:szCs w:val="24"/>
+              <w:jc w:val="center"/>
+              <w:spacing w:line="360" w:lineRule="auto" w:before="0" w:after="0"/>
+            </w:pPr>
+            <w:r>
+              <w:rPr>
+                <w:rFonts w:ascii="Arial" w:hAnsi="Arial" w:eastAsia="Arial" w:cs="Arial"/>
+                <w:b/>
+                <w:i w:val="0"/>
+                <w:sz w:val="24"/>
+                <w:u w:val="none"/>
               </w:rPr>
               <w:t>9A, 9B day – 90 min – May - Week 9</w:t>
             </w:r>
@@ -642,177 +614,224 @@
               <w:bottom w:val="single" w:sz="4" w:space="0" w:color="auto"/>
               <w:right w:val="single" w:sz="4" w:space="0" w:color="auto"/>
             </w:tcBorders>
+            <w:vAlign w:val="top"/>
           </w:tcPr>
           <w:p>
             <w:pPr>
-              <w:spacing w:line="360" w:lineRule="auto"/>
-              <w:rPr>
-                <w:sz w:val="24"/>
-                <w:szCs w:val="24"/>
-              </w:rPr>
-            </w:pPr>
-            <w:r>
-              <w:rPr>
+              <w:spacing w:line="360" w:lineRule="auto" w:before="0" w:after="0"/>
+            </w:pPr>
+            <w:r>
+              <w:rPr>
+                <w:rFonts w:ascii="Arial" w:hAnsi="Arial" w:eastAsia="Arial" w:cs="Arial"/>
                 <w:b/>
-                <w:bCs/>
-                <w:sz w:val="24"/>
-                <w:szCs w:val="24"/>
-              </w:rPr>
-              <w:t>Topic</w:t>
-            </w:r>
-            <w:r>
-              <w:rPr>
-                <w:sz w:val="24"/>
-                <w:szCs w:val="24"/>
-              </w:rPr>
-              <w:t>:</w:t>
-            </w:r>
-            <w:r>
-              <w:rPr>
-                <w:sz w:val="24"/>
-                <w:szCs w:val="24"/>
-              </w:rPr>
-              <w:t xml:space="preserve"> </w:t>
-            </w:r>
-            <w:r>
-              <w:rPr>
-                <w:sz w:val="24"/>
-                <w:szCs w:val="24"/>
+                <w:i w:val="0"/>
+                <w:sz w:val="24"/>
+                <w:u w:val="none"/>
+              </w:rPr>
+              <w:t xml:space="preserve">Topic: </w:t>
+            </w:r>
+            <w:r>
+              <w:rPr>
+                <w:rFonts w:ascii="Arial" w:hAnsi="Arial" w:eastAsia="Arial" w:cs="Arial"/>
+                <w:b w:val="0"/>
+                <w:i w:val="0"/>
+                <w:sz w:val="24"/>
+                <w:u w:val="none"/>
               </w:rPr>
               <w:t>Robotics project planning</w:t>
             </w:r>
-            <w:r>
-              <w:rPr>
-                <w:sz w:val="24"/>
-                <w:szCs w:val="24"/>
-              </w:rPr>
-              <w:br/>
-            </w:r>
-            <w:r>
-              <w:rPr>
-                <w:sz w:val="24"/>
-                <w:szCs w:val="24"/>
-              </w:rPr>
-              <w:br/>
-            </w:r>
-            <w:r>
-              <w:rPr>
+          </w:p>
+          <w:p>
+            <w:pPr>
+              <w:spacing w:line="360" w:lineRule="auto" w:before="0" w:after="0"/>
+            </w:pPr>
+            <w:r>
+              <w:rPr>
+                <w:rFonts w:ascii="Arial" w:hAnsi="Arial" w:eastAsia="Arial" w:cs="Arial"/>
+                <w:i w:val="0"/>
+                <w:sz w:val="24"/>
+                <w:u w:val="none"/>
                 <w:b/>
-                <w:bCs/>
-                <w:sz w:val="24"/>
-                <w:szCs w:val="24"/>
-              </w:rPr>
-              <w:t>Pre-activities</w:t>
-            </w:r>
-            <w:r>
-              <w:rPr>
-                <w:sz w:val="24"/>
-                <w:szCs w:val="24"/>
-              </w:rPr>
-              <w:br/>
+              </w:rPr>
+              <w:t>Class Objective:</w:t>
+            </w:r>
+          </w:p>
+          <w:p>
+            <w:pPr>
+              <w:spacing w:line="360" w:lineRule="auto" w:before="0" w:after="0"/>
+            </w:pPr>
+            <w:r>
+              <w:rPr>
+                <w:rFonts w:ascii="Arial" w:hAnsi="Arial" w:eastAsia="Arial" w:cs="Arial"/>
+                <w:i w:val="0"/>
+                <w:sz w:val="24"/>
+                <w:u w:val="none"/>
+              </w:rPr>
+              <w:t>Outline a robotics design plan with goal, inputs, outputs, state chart, components, risks, and tests.</w:t>
+            </w:r>
+          </w:p>
+          <w:p>
+            <w:pPr>
+              <w:spacing w:line="360" w:lineRule="auto" w:before="0" w:after="0"/>
+            </w:pPr>
+            <w:r>
+              <w:rPr>
+                <w:rFonts w:ascii="Arial" w:hAnsi="Arial" w:eastAsia="Arial" w:cs="Arial"/>
+                <w:b/>
+                <w:i w:val="0"/>
+                <w:sz w:val="24"/>
+                <w:u w:val="none"/>
+              </w:rPr>
+              <w:t>Pre-activities:</w:t>
+            </w:r>
+          </w:p>
+          <w:p>
+            <w:pPr>
+              <w:spacing w:line="360" w:lineRule="auto" w:before="0" w:after="0"/>
+            </w:pPr>
+            <w:r>
+              <w:rPr>
+                <w:rFonts w:ascii="Arial" w:hAnsi="Arial" w:eastAsia="Arial" w:cs="Arial"/>
+                <w:b w:val="0"/>
+                <w:i w:val="0"/>
+                <w:sz w:val="24"/>
+                <w:u w:val="none"/>
+              </w:rPr>
               <w:t>Review Week 9 practice vocabulary (part 1).</w:t>
             </w:r>
-            <w:r>
-              <w:rPr>
-                <w:sz w:val="24"/>
-                <w:szCs w:val="24"/>
-              </w:rPr>
-              <w:br/>
+          </w:p>
+          <w:p>
+            <w:pPr>
+              <w:spacing w:line="360" w:lineRule="auto" w:before="0" w:after="0"/>
+            </w:pPr>
+            <w:r>
+              <w:rPr>
+                <w:rFonts w:ascii="Arial" w:hAnsi="Arial" w:eastAsia="Arial" w:cs="Arial"/>
+                <w:b w:val="0"/>
+                <w:i w:val="0"/>
+                <w:sz w:val="24"/>
+                <w:u w:val="none"/>
+              </w:rPr>
               <w:t>robot goal: What the robot should do</w:t>
             </w:r>
-            <w:r>
-              <w:rPr>
-                <w:sz w:val="24"/>
-                <w:szCs w:val="24"/>
-              </w:rPr>
-              <w:br/>
+          </w:p>
+          <w:p>
+            <w:pPr>
+              <w:spacing w:line="360" w:lineRule="auto" w:before="0" w:after="0"/>
+            </w:pPr>
+            <w:r>
+              <w:rPr>
+                <w:rFonts w:ascii="Arial" w:hAnsi="Arial" w:eastAsia="Arial" w:cs="Arial"/>
+                <w:b w:val="0"/>
+                <w:i w:val="0"/>
+                <w:sz w:val="24"/>
+                <w:u w:val="none"/>
+              </w:rPr>
               <w:t>component list: A list of parts needed for a project</w:t>
             </w:r>
-            <w:r>
-              <w:rPr>
-                <w:sz w:val="24"/>
-                <w:szCs w:val="24"/>
-              </w:rPr>
-              <w:br/>
+          </w:p>
+          <w:p>
+            <w:pPr>
+              <w:spacing w:line="360" w:lineRule="auto" w:before="0" w:after="0"/>
+            </w:pPr>
+            <w:r>
+              <w:rPr>
+                <w:rFonts w:ascii="Arial" w:hAnsi="Arial" w:eastAsia="Arial" w:cs="Arial"/>
+                <w:b w:val="0"/>
+                <w:i w:val="0"/>
+                <w:sz w:val="24"/>
+                <w:u w:val="none"/>
+              </w:rPr>
               <w:t>state chart: A table or diagram showing states and actions</w:t>
             </w:r>
           </w:p>
           <w:p>
             <w:pPr>
-              <w:spacing w:line="360" w:lineRule="auto"/>
-              <w:rPr>
-                <w:sz w:val="24"/>
-                <w:szCs w:val="24"/>
-              </w:rPr>
-            </w:pPr>
-            <w:r>
-              <w:rPr>
-                <w:sz w:val="24"/>
-                <w:szCs w:val="24"/>
-              </w:rPr>
-              <w:br/>
+              <w:spacing w:line="360" w:lineRule="auto" w:before="0" w:after="0"/>
+            </w:pPr>
+            <w:r>
+              <w:rPr>
+                <w:rFonts w:ascii="Arial" w:hAnsi="Arial" w:eastAsia="Arial" w:cs="Arial"/>
+                <w:b w:val="0"/>
+                <w:i w:val="0"/>
+                <w:sz w:val="24"/>
+                <w:u w:val="none"/>
+              </w:rPr>
               <w:t>Review examples of robot goals such as obstacle alert, light follower, smart signal, or safety alarm.</w:t>
             </w:r>
-            <w:r>
-              <w:rPr>
-                <w:sz w:val="24"/>
-                <w:szCs w:val="24"/>
-              </w:rPr>
-              <w:br/>
-            </w:r>
-            <w:r>
-              <w:rPr>
-                <w:sz w:val="24"/>
-                <w:szCs w:val="24"/>
-              </w:rPr>
-              <w:br/>
-            </w:r>
-            <w:r>
-              <w:rPr>
+          </w:p>
+          <w:p>
+            <w:pPr>
+              <w:spacing w:line="360" w:lineRule="auto" w:before="0" w:after="0"/>
+            </w:pPr>
+            <w:r>
+              <w:rPr>
+                <w:rFonts w:ascii="Arial" w:hAnsi="Arial" w:eastAsia="Arial" w:cs="Arial"/>
                 <w:b/>
-                <w:bCs/>
-                <w:sz w:val="24"/>
-                <w:szCs w:val="24"/>
-              </w:rPr>
-              <w:t>While activities</w:t>
-            </w:r>
-            <w:r>
-              <w:rPr>
-                <w:sz w:val="24"/>
-                <w:szCs w:val="24"/>
-              </w:rPr>
-              <w:br/>
-              <w:t>Practice outlining a robotics design plan with a project goal, inputs or controls, outputs, state chart, component list, risks, and test cases before the graded design plan. Use a goal example such as safety alarm, light signal, or obstacle alert.</w:t>
-            </w:r>
-            <w:r>
-              <w:rPr>
-                <w:sz w:val="24"/>
-                <w:szCs w:val="24"/>
-              </w:rPr>
-              <w:br/>
-            </w:r>
-            <w:r>
-              <w:rPr>
-                <w:sz w:val="24"/>
-                <w:szCs w:val="24"/>
-              </w:rPr>
-              <w:br/>
-            </w:r>
-            <w:r>
-              <w:rPr>
+                <w:i w:val="0"/>
+                <w:sz w:val="24"/>
+                <w:u w:val="none"/>
+              </w:rPr>
+              <w:t>While activities:</w:t>
+            </w:r>
+          </w:p>
+          <w:p>
+            <w:pPr>
+              <w:spacing w:line="360" w:lineRule="auto" w:before="0" w:after="0"/>
+            </w:pPr>
+            <w:r>
+              <w:rPr>
+                <w:rFonts w:ascii="Arial" w:hAnsi="Arial" w:eastAsia="Arial" w:cs="Arial"/>
+                <w:b w:val="0"/>
+                <w:i w:val="0"/>
+                <w:sz w:val="24"/>
+                <w:u w:val="none"/>
+              </w:rPr>
+              <w:t>Practice outlining a robotics design plan with a project goal, inputs or controls, outputs, state chart, component list, risks, and test cases before the graded design plan.</w:t>
+            </w:r>
+          </w:p>
+          <w:p>
+            <w:pPr>
+              <w:spacing w:line="360" w:lineRule="auto" w:before="0" w:after="0"/>
+            </w:pPr>
+            <w:r>
+              <w:rPr>
+                <w:rFonts w:ascii="Arial" w:hAnsi="Arial" w:eastAsia="Arial" w:cs="Arial"/>
+                <w:b w:val="0"/>
+                <w:i w:val="0"/>
+                <w:sz w:val="24"/>
+                <w:u w:val="none"/>
+              </w:rPr>
+              <w:t>Use a goal example such as safety alarm, light signal, or obstacle alert.</w:t>
+            </w:r>
+          </w:p>
+          <w:p>
+            <w:pPr>
+              <w:spacing w:line="360" w:lineRule="auto" w:before="0" w:after="0"/>
+            </w:pPr>
+            <w:r>
+              <w:rPr>
+                <w:rFonts w:ascii="Arial" w:hAnsi="Arial" w:eastAsia="Arial" w:cs="Arial"/>
                 <w:b/>
-                <w:bCs/>
-                <w:sz w:val="24"/>
-                <w:szCs w:val="24"/>
-              </w:rPr>
-              <w:t>Post activities</w:t>
-            </w:r>
-            <w:r>
-              <w:rPr>
-                <w:sz w:val="24"/>
-                <w:szCs w:val="24"/>
-              </w:rPr>
-              <w:br/>
+                <w:i w:val="0"/>
+                <w:sz w:val="24"/>
+                <w:u w:val="none"/>
+              </w:rPr>
+              <w:t>Post activities:</w:t>
+            </w:r>
+          </w:p>
+          <w:p>
+            <w:pPr>
+              <w:spacing w:line="360" w:lineRule="auto" w:before="0" w:after="0"/>
+            </w:pPr>
+            <w:r>
+              <w:rPr>
+                <w:rFonts w:ascii="Arial" w:hAnsi="Arial" w:eastAsia="Arial" w:cs="Arial"/>
+                <w:b w:val="0"/>
+                <w:i w:val="0"/>
+                <w:sz w:val="24"/>
+                <w:u w:val="none"/>
+              </w:rPr>
               <w:t>Mark one part that needs feedback before the long class.</w:t>
             </w:r>
           </w:p>
@@ -826,220 +845,226 @@
               <w:bottom w:val="single" w:sz="4" w:space="0" w:color="auto"/>
               <w:right w:val="single" w:sz="4" w:space="0" w:color="auto"/>
             </w:tcBorders>
+            <w:vAlign w:val="top"/>
           </w:tcPr>
           <w:p>
             <w:pPr>
-              <w:spacing w:line="360" w:lineRule="auto"/>
-              <w:rPr>
-                <w:sz w:val="24"/>
-                <w:szCs w:val="24"/>
-              </w:rPr>
-            </w:pPr>
-            <w:r>
-              <w:rPr>
+              <w:spacing w:line="360" w:lineRule="auto" w:before="0" w:after="0"/>
+            </w:pPr>
+            <w:r>
+              <w:rPr>
+                <w:rFonts w:ascii="Arial" w:hAnsi="Arial" w:eastAsia="Arial" w:cs="Arial"/>
                 <w:b/>
-                <w:sz w:val="24"/>
-                <w:szCs w:val="24"/>
-              </w:rPr>
-              <w:t>Topic:</w:t>
-            </w:r>
-            <w:r>
-              <w:rPr>
-                <w:sz w:val="24"/>
-                <w:szCs w:val="24"/>
-              </w:rPr>
-              <w:t xml:space="preserve"> Prototype rehearsal</w:t>
-            </w:r>
-          </w:p>
-          <w:p>
-            <w:pPr>
-              <w:spacing w:line="360" w:lineRule="auto"/>
-              <w:rPr>
-                <w:sz w:val="24"/>
-                <w:szCs w:val="24"/>
-              </w:rPr>
-            </w:pPr>
-          </w:p>
-          <w:p>
-            <w:pPr>
-              <w:spacing w:line="360" w:lineRule="auto"/>
-              <w:rPr>
-                <w:sz w:val="24"/>
-                <w:szCs w:val="24"/>
-              </w:rPr>
-            </w:pPr>
-            <w:r>
-              <w:rPr>
+                <w:i w:val="0"/>
+                <w:sz w:val="24"/>
+                <w:u w:val="none"/>
+              </w:rPr>
+              <w:t xml:space="preserve">Topic: </w:t>
+            </w:r>
+            <w:r>
+              <w:rPr>
+                <w:rFonts w:ascii="Arial" w:hAnsi="Arial" w:eastAsia="Arial" w:cs="Arial"/>
+                <w:b w:val="0"/>
+                <w:i w:val="0"/>
+                <w:sz w:val="24"/>
+                <w:u w:val="none"/>
+              </w:rPr>
+              <w:t>Prototype rehearsal</w:t>
+            </w:r>
+          </w:p>
+          <w:p>
+            <w:pPr>
+              <w:spacing w:line="360" w:lineRule="auto" w:before="0" w:after="0"/>
+            </w:pPr>
+            <w:r>
+              <w:rPr>
+                <w:rFonts w:ascii="Arial" w:hAnsi="Arial" w:eastAsia="Arial" w:cs="Arial"/>
+                <w:i w:val="0"/>
+                <w:sz w:val="24"/>
+                <w:u w:val="none"/>
                 <w:b/>
-                <w:sz w:val="24"/>
-                <w:szCs w:val="24"/>
-              </w:rPr>
-              <w:t>Pre-activities</w:t>
-            </w:r>
-          </w:p>
-          <w:p>
-            <w:pPr>
-              <w:spacing w:line="360" w:lineRule="auto"/>
-              <w:rPr>
-                <w:sz w:val="24"/>
-                <w:szCs w:val="24"/>
-              </w:rPr>
-            </w:pPr>
-            <w:r>
-              <w:rPr>
-                <w:sz w:val="24"/>
-                <w:szCs w:val="24"/>
+              </w:rPr>
+              <w:t>Class Objective:</w:t>
+            </w:r>
+          </w:p>
+          <w:p>
+            <w:pPr>
+              <w:spacing w:line="360" w:lineRule="auto" w:before="0" w:after="0"/>
+            </w:pPr>
+            <w:r>
+              <w:rPr>
+                <w:rFonts w:ascii="Arial" w:hAnsi="Arial" w:eastAsia="Arial" w:cs="Arial"/>
+                <w:i w:val="0"/>
+                <w:sz w:val="24"/>
+                <w:u w:val="none"/>
+              </w:rPr>
+              <w:t>Create a graded robotics design plan and build a practice feature with an evidence-based improvement.</w:t>
+            </w:r>
+          </w:p>
+          <w:p>
+            <w:pPr>
+              <w:spacing w:line="360" w:lineRule="auto" w:before="0" w:after="0"/>
+            </w:pPr>
+            <w:r>
+              <w:rPr>
+                <w:rFonts w:ascii="Arial" w:hAnsi="Arial" w:eastAsia="Arial" w:cs="Arial"/>
+                <w:b/>
+                <w:i w:val="0"/>
+                <w:sz w:val="24"/>
+                <w:u w:val="none"/>
+              </w:rPr>
+              <w:t>Pre-activities:</w:t>
+            </w:r>
+          </w:p>
+          <w:p>
+            <w:pPr>
+              <w:spacing w:line="360" w:lineRule="auto" w:before="0" w:after="0"/>
+            </w:pPr>
+            <w:r>
+              <w:rPr>
+                <w:rFonts w:ascii="Arial" w:hAnsi="Arial" w:eastAsia="Arial" w:cs="Arial"/>
+                <w:b w:val="0"/>
+                <w:i w:val="0"/>
+                <w:sz w:val="24"/>
+                <w:u w:val="none"/>
               </w:rPr>
               <w:t>Review Week 9 practice vocabulary (part 2).</w:t>
             </w:r>
           </w:p>
           <w:p>
             <w:pPr>
-              <w:spacing w:line="360" w:lineRule="auto"/>
-              <w:rPr>
-                <w:sz w:val="24"/>
-                <w:szCs w:val="24"/>
-              </w:rPr>
-            </w:pPr>
-            <w:r>
-              <w:rPr>
-                <w:sz w:val="24"/>
-                <w:szCs w:val="24"/>
-              </w:rPr>
-              <w:t>design plan: A plan for building and testing a project</w:t>
-            </w:r>
-          </w:p>
-          <w:p>
-            <w:pPr>
-              <w:spacing w:line="360" w:lineRule="auto"/>
-              <w:rPr>
-                <w:sz w:val="24"/>
-                <w:szCs w:val="24"/>
-              </w:rPr>
-            </w:pPr>
-            <w:r>
-              <w:rPr>
-                <w:sz w:val="24"/>
-                <w:szCs w:val="24"/>
-              </w:rPr>
-              <w:t>test case: A planned test with expected behavior</w:t>
-            </w:r>
-          </w:p>
-          <w:p>
-            <w:pPr>
-              <w:spacing w:line="360" w:lineRule="auto"/>
-              <w:rPr>
-                <w:sz w:val="24"/>
-                <w:szCs w:val="24"/>
-              </w:rPr>
-            </w:pPr>
-            <w:r>
-              <w:rPr>
-                <w:sz w:val="24"/>
-                <w:szCs w:val="24"/>
+              <w:spacing w:line="360" w:lineRule="auto" w:before="0" w:after="0"/>
+            </w:pPr>
+            <w:r>
+              <w:rPr>
+                <w:rFonts w:ascii="Arial" w:hAnsi="Arial" w:eastAsia="Arial" w:cs="Arial"/>
+                <w:b w:val="0"/>
+                <w:i w:val="0"/>
+                <w:sz w:val="24"/>
+                <w:u w:val="none"/>
+              </w:rPr>
+              <w:t>design plan: A plan for building and testing a project test case: A planned test with expected behavior</w:t>
+            </w:r>
+          </w:p>
+          <w:p>
+            <w:pPr>
+              <w:spacing w:line="360" w:lineRule="auto" w:before="0" w:after="0"/>
+            </w:pPr>
+            <w:r>
+              <w:rPr>
+                <w:rFonts w:ascii="Arial" w:hAnsi="Arial" w:eastAsia="Arial" w:cs="Arial"/>
+                <w:b w:val="0"/>
+                <w:i w:val="0"/>
+                <w:sz w:val="24"/>
+                <w:u w:val="none"/>
               </w:rPr>
               <w:t>feedback: Helpful comments about how to improve</w:t>
             </w:r>
           </w:p>
           <w:p>
             <w:pPr>
-              <w:spacing w:line="360" w:lineRule="auto"/>
-              <w:rPr>
-                <w:sz w:val="24"/>
-                <w:szCs w:val="24"/>
-              </w:rPr>
-            </w:pPr>
-            <w:r>
-              <w:rPr>
-                <w:sz w:val="24"/>
-                <w:szCs w:val="24"/>
+              <w:spacing w:line="360" w:lineRule="auto" w:before="0" w:after="0"/>
+            </w:pPr>
+            <w:r>
+              <w:rPr>
+                <w:rFonts w:ascii="Arial" w:hAnsi="Arial" w:eastAsia="Arial" w:cs="Arial"/>
+                <w:b w:val="0"/>
+                <w:i w:val="0"/>
+                <w:sz w:val="24"/>
+                <w:u w:val="none"/>
               </w:rPr>
               <w:t>Review your design plan and choose the first feature to build.</w:t>
             </w:r>
           </w:p>
           <w:p>
             <w:pPr>
-              <w:spacing w:line="360" w:lineRule="auto"/>
-              <w:rPr>
-                <w:sz w:val="24"/>
-                <w:szCs w:val="24"/>
-              </w:rPr>
-            </w:pPr>
-          </w:p>
-          <w:p>
-            <w:pPr>
-              <w:spacing w:line="360" w:lineRule="auto"/>
-              <w:rPr>
-                <w:sz w:val="24"/>
-                <w:szCs w:val="24"/>
-              </w:rPr>
-            </w:pPr>
-            <w:r>
-              <w:rPr>
+              <w:spacing w:line="360" w:lineRule="auto" w:before="0" w:after="0"/>
+            </w:pPr>
+            <w:r>
+              <w:rPr>
+                <w:rFonts w:ascii="Arial" w:hAnsi="Arial" w:eastAsia="Arial" w:cs="Arial"/>
                 <w:b/>
-                <w:sz w:val="24"/>
-                <w:szCs w:val="24"/>
-              </w:rPr>
-              <w:t>While activities</w:t>
-            </w:r>
-          </w:p>
-          <w:p>
-            <w:pPr>
-              <w:spacing w:line="360" w:lineRule="auto"/>
-              <w:rPr>
-                <w:sz w:val="24"/>
-                <w:szCs w:val="24"/>
-              </w:rPr>
-            </w:pPr>
-            <w:r>
-              <w:rPr>
-                <w:sz w:val="24"/>
-                <w:szCs w:val="24"/>
+                <w:i w:val="0"/>
+                <w:sz w:val="24"/>
+                <w:u w:val="none"/>
+              </w:rPr>
+              <w:t>While activities:</w:t>
+            </w:r>
+          </w:p>
+          <w:p>
+            <w:pPr>
+              <w:spacing w:line="360" w:lineRule="auto" w:before="0" w:after="0"/>
+            </w:pPr>
+            <w:r>
+              <w:rPr>
+                <w:rFonts w:ascii="Arial" w:hAnsi="Arial" w:eastAsia="Arial" w:cs="Arial"/>
+                <w:b w:val="0"/>
+                <w:i w:val="0"/>
+                <w:sz w:val="24"/>
                 <w:highlight w:val="yellow"/>
-              </w:rPr>
-              <w:t>Complete Daily Grade #5: Create a robotics design plan with a project goal, 2 inputs or controls, 2 outputs, a state chart, a component list, one risk, and 3 test cases. Then build a practice version of one project feature, such as one LED alert, one button control, or one sensor response, and update the design plan with one evidence-based improvement.</w:t>
-            </w:r>
-          </w:p>
-          <w:p>
-            <w:pPr>
-              <w:spacing w:line="360" w:lineRule="auto"/>
-              <w:rPr>
-                <w:sz w:val="24"/>
-                <w:szCs w:val="24"/>
-              </w:rPr>
-            </w:pPr>
-          </w:p>
-          <w:p>
-            <w:pPr>
-              <w:spacing w:line="360" w:lineRule="auto"/>
-              <w:rPr>
-                <w:sz w:val="24"/>
-                <w:szCs w:val="24"/>
-              </w:rPr>
-            </w:pPr>
-            <w:r>
-              <w:rPr>
+                <w:u w:val="none"/>
+              </w:rPr>
+              <w:t>Complete Daily Grade #5: Create a robotics design plan with a project goal, 2 inputs or controls, 2 outputs, a state chart, a component list, one risk, and 3 test cases.</w:t>
+            </w:r>
+          </w:p>
+          <w:p>
+            <w:pPr>
+              <w:spacing w:line="360" w:lineRule="auto" w:before="0" w:after="0"/>
+            </w:pPr>
+            <w:r>
+              <w:rPr>
+                <w:rFonts w:ascii="Arial" w:hAnsi="Arial" w:eastAsia="Arial" w:cs="Arial"/>
+                <w:b w:val="0"/>
+                <w:i w:val="0"/>
+                <w:sz w:val="24"/>
+                <w:u w:val="none"/>
+              </w:rPr>
+              <w:t>Then build a practice version of one project feature, such as one LED alert, one button control, or one sensor response, and update the design plan with one evidence-based improvement.</w:t>
+            </w:r>
+          </w:p>
+          <w:p>
+            <w:pPr>
+              <w:spacing w:line="360" w:lineRule="auto" w:before="0" w:after="0"/>
+            </w:pPr>
+            <w:r>
+              <w:rPr>
+                <w:rFonts w:ascii="Arial" w:hAnsi="Arial" w:eastAsia="Arial" w:cs="Arial"/>
                 <w:b/>
-                <w:sz w:val="24"/>
-                <w:szCs w:val="24"/>
-              </w:rPr>
-              <w:t>Post activities</w:t>
-            </w:r>
-          </w:p>
-          <w:p>
-            <w:pPr>
-              <w:spacing w:line="360" w:lineRule="auto"/>
-              <w:rPr>
-                <w:sz w:val="24"/>
-                <w:szCs w:val="24"/>
-              </w:rPr>
-            </w:pPr>
-            <w:r>
-              <w:rPr>
-                <w:sz w:val="24"/>
-                <w:szCs w:val="24"/>
-              </w:rPr>
-              <w:t>Submit the design plan in Google Classroom. Record what worked, what failed, and what you will build first in the exam project.</w:t>
+                <w:i w:val="0"/>
+                <w:sz w:val="24"/>
+                <w:u w:val="none"/>
+              </w:rPr>
+              <w:t>Post activities:</w:t>
+            </w:r>
+          </w:p>
+          <w:p>
+            <w:pPr>
+              <w:spacing w:line="360" w:lineRule="auto" w:before="0" w:after="0"/>
+            </w:pPr>
+            <w:r>
+              <w:rPr>
+                <w:rFonts w:ascii="Arial" w:hAnsi="Arial" w:eastAsia="Arial" w:cs="Arial"/>
+                <w:b w:val="0"/>
+                <w:i w:val="0"/>
+                <w:sz w:val="24"/>
+                <w:u w:val="none"/>
+              </w:rPr>
+              <w:t>Submit the design plan in Google Classroom.</w:t>
+            </w:r>
+          </w:p>
+          <w:p>
+            <w:pPr>
+              <w:spacing w:line="360" w:lineRule="auto" w:before="0" w:after="0"/>
+            </w:pPr>
+            <w:r>
+              <w:rPr>
+                <w:rFonts w:ascii="Arial" w:hAnsi="Arial" w:eastAsia="Arial" w:cs="Arial"/>
+                <w:b w:val="0"/>
+                <w:i w:val="0"/>
+                <w:sz w:val="24"/>
+                <w:u w:val="none"/>
+              </w:rPr>
+              <w:t>Record what worked, what failed, and what you will build first in the exam project.</w:t>
             </w:r>
           </w:p>
         </w:tc>
@@ -1054,38 +1079,31 @@
               <w:bottom w:val="single" w:sz="4" w:space="0" w:color="auto"/>
               <w:right w:val="single" w:sz="4" w:space="0" w:color="auto"/>
             </w:tcBorders>
+            <w:vAlign w:val="top"/>
           </w:tcPr>
           <w:p>
             <w:pPr>
-              <w:spacing w:line="360" w:lineRule="auto"/>
-              <w:rPr>
-                <w:sz w:val="24"/>
-                <w:szCs w:val="24"/>
-              </w:rPr>
-            </w:pPr>
-            <w:r>
-              <w:rPr>
+              <w:spacing w:line="360" w:lineRule="auto" w:before="0" w:after="0"/>
+            </w:pPr>
+            <w:r>
+              <w:rPr>
+                <w:rFonts w:ascii="Arial" w:hAnsi="Arial" w:eastAsia="Arial" w:cs="Arial"/>
                 <w:b/>
-                <w:bCs/>
-                <w:sz w:val="24"/>
-                <w:szCs w:val="24"/>
-              </w:rPr>
-              <w:t>Resources:</w:t>
-            </w:r>
-            <w:r>
-              <w:rPr>
-                <w:sz w:val="24"/>
-                <w:szCs w:val="24"/>
-              </w:rPr>
-              <w:t xml:space="preserve"> Pen, pencil, technology notebook, student email and password, Google Classroom, computer, Freenove/Arduino kit, Arduino IDE, USB cable, breadboard and components, LEDs, </w:t>
-            </w:r>
-            <w:r>
-              <w:rPr>
-                <w:sz w:val="24"/>
-                <w:szCs w:val="24"/>
-              </w:rPr>
-              <w:lastRenderedPageBreak/>
-              <w:t>resistors, buttons, sensors, project rubric, design planning sheet, projector.</w:t>
+                <w:i w:val="0"/>
+                <w:sz w:val="24"/>
+                <w:u w:val="none"/>
+              </w:rPr>
+              <w:t xml:space="preserve">Resources: </w:t>
+            </w:r>
+            <w:r>
+              <w:rPr>
+                <w:rFonts w:ascii="Arial" w:hAnsi="Arial" w:eastAsia="Arial" w:cs="Arial"/>
+                <w:b w:val="0"/>
+                <w:i w:val="0"/>
+                <w:sz w:val="24"/>
+                <w:u w:val="none"/>
+              </w:rPr>
+              <w:t>Pen, pencil, technology notebook, student's computer, email and password</w:t>
             </w:r>
           </w:p>
         </w:tc>
@@ -1098,39 +1116,31 @@
               <w:bottom w:val="single" w:sz="4" w:space="0" w:color="auto"/>
               <w:right w:val="single" w:sz="4" w:space="0" w:color="auto"/>
             </w:tcBorders>
+            <w:vAlign w:val="top"/>
           </w:tcPr>
           <w:p>
             <w:pPr>
-              <w:spacing w:line="360" w:lineRule="auto"/>
-              <w:rPr>
-                <w:sz w:val="24"/>
-                <w:szCs w:val="24"/>
-              </w:rPr>
-            </w:pPr>
-            <w:r>
-              <w:rPr>
+              <w:spacing w:line="360" w:lineRule="auto" w:before="0" w:after="0"/>
+            </w:pPr>
+            <w:r>
+              <w:rPr>
+                <w:rFonts w:ascii="Arial" w:hAnsi="Arial" w:eastAsia="Arial" w:cs="Arial"/>
                 <w:b/>
-                <w:bCs/>
-                <w:sz w:val="24"/>
-                <w:szCs w:val="24"/>
-              </w:rPr>
-              <w:lastRenderedPageBreak/>
-              <w:t>Resources:</w:t>
-            </w:r>
-            <w:r>
-              <w:rPr>
-                <w:sz w:val="24"/>
-                <w:szCs w:val="24"/>
-              </w:rPr>
-              <w:t xml:space="preserve"> Pen, pencil, technology notebook, student email and password, Google Classroom, computer, Freenove/Arduino kit, Arduino IDE, USB cable, breadboard and components, LEDs, </w:t>
-            </w:r>
-            <w:r>
-              <w:rPr>
-                <w:sz w:val="24"/>
-                <w:szCs w:val="24"/>
-              </w:rPr>
-              <w:lastRenderedPageBreak/>
-              <w:t>resistors, buttons, sensors, project rubric, design planning sheet, projector.</w:t>
+                <w:i w:val="0"/>
+                <w:sz w:val="24"/>
+                <w:u w:val="none"/>
+              </w:rPr>
+              <w:t xml:space="preserve">Resources: </w:t>
+            </w:r>
+            <w:r>
+              <w:rPr>
+                <w:rFonts w:ascii="Arial" w:hAnsi="Arial" w:eastAsia="Arial" w:cs="Arial"/>
+                <w:b w:val="0"/>
+                <w:i w:val="0"/>
+                <w:sz w:val="24"/>
+                <w:u w:val="none"/>
+              </w:rPr>
+              <w:t>Pen, pencil, technology notebook, student's computer, email and password</w:t>
             </w:r>
           </w:p>
         </w:tc>
@@ -1146,21 +1156,21 @@
               <w:right w:val="single" w:sz="4" w:space="0" w:color="auto"/>
             </w:tcBorders>
             <w:shd w:val="clear" w:color="auto" w:fill="A8D08D"/>
+            <w:vAlign w:val="center"/>
           </w:tcPr>
           <w:p>
             <w:pPr>
-              <w:spacing w:line="360" w:lineRule="auto"/>
-              <w:rPr>
-                <w:sz w:val="24"/>
-                <w:szCs w:val="24"/>
-              </w:rPr>
-            </w:pPr>
-            <w:r>
-              <w:rPr>
-                <w:sz w:val="24"/>
-                <w:szCs w:val="24"/>
-              </w:rPr>
-              <w:lastRenderedPageBreak/>
+              <w:jc w:val="center"/>
+              <w:spacing w:line="360" w:lineRule="auto" w:before="0" w:after="0"/>
+            </w:pPr>
+            <w:r>
+              <w:rPr>
+                <w:rFonts w:ascii="Arial" w:hAnsi="Arial" w:eastAsia="Arial" w:cs="Arial"/>
+                <w:b/>
+                <w:i w:val="0"/>
+                <w:sz w:val="24"/>
+                <w:u w:val="none"/>
+              </w:rPr>
               <w:t>9A, 9B day – 45min – May - Week 10</w:t>
             </w:r>
           </w:p>
@@ -1175,19 +1185,20 @@
               <w:right w:val="single" w:sz="4" w:space="0" w:color="auto"/>
             </w:tcBorders>
             <w:shd w:val="clear" w:color="auto" w:fill="A8D08D"/>
+            <w:vAlign w:val="center"/>
           </w:tcPr>
           <w:p>
             <w:pPr>
-              <w:spacing w:line="360" w:lineRule="auto"/>
-              <w:rPr>
-                <w:sz w:val="24"/>
-                <w:szCs w:val="24"/>
-              </w:rPr>
-            </w:pPr>
-            <w:r>
-              <w:rPr>
-                <w:sz w:val="24"/>
-                <w:szCs w:val="24"/>
+              <w:jc w:val="center"/>
+              <w:spacing w:line="360" w:lineRule="auto" w:before="0" w:after="0"/>
+            </w:pPr>
+            <w:r>
+              <w:rPr>
+                <w:rFonts w:ascii="Arial" w:hAnsi="Arial" w:eastAsia="Arial" w:cs="Arial"/>
+                <w:b/>
+                <w:i w:val="0"/>
+                <w:sz w:val="24"/>
+                <w:u w:val="none"/>
               </w:rPr>
               <w:t>9A, 9B day – 90 min – May - Week 10</w:t>
             </w:r>
@@ -1204,177 +1215,210 @@
               <w:bottom w:val="single" w:sz="4" w:space="0" w:color="auto"/>
               <w:right w:val="single" w:sz="4" w:space="0" w:color="auto"/>
             </w:tcBorders>
+            <w:vAlign w:val="top"/>
           </w:tcPr>
           <w:p>
             <w:pPr>
-              <w:spacing w:line="360" w:lineRule="auto"/>
-              <w:rPr>
-                <w:sz w:val="24"/>
-                <w:szCs w:val="24"/>
-              </w:rPr>
-            </w:pPr>
-            <w:r>
-              <w:rPr>
+              <w:spacing w:line="360" w:lineRule="auto" w:before="0" w:after="0"/>
+            </w:pPr>
+            <w:r>
+              <w:rPr>
+                <w:rFonts w:ascii="Arial" w:hAnsi="Arial" w:eastAsia="Arial" w:cs="Arial"/>
                 <w:b/>
-                <w:bCs/>
-                <w:sz w:val="24"/>
-                <w:szCs w:val="24"/>
-              </w:rPr>
-              <w:t>Topic</w:t>
-            </w:r>
-            <w:r>
-              <w:rPr>
-                <w:sz w:val="24"/>
-                <w:szCs w:val="24"/>
-              </w:rPr>
-              <w:t>:</w:t>
-            </w:r>
-            <w:r>
-              <w:rPr>
-                <w:sz w:val="24"/>
-                <w:szCs w:val="24"/>
-              </w:rPr>
-              <w:t xml:space="preserve"> </w:t>
-            </w:r>
-            <w:r>
-              <w:rPr>
-                <w:sz w:val="24"/>
-                <w:szCs w:val="24"/>
+                <w:i w:val="0"/>
+                <w:sz w:val="24"/>
+                <w:u w:val="none"/>
+              </w:rPr>
+              <w:t xml:space="preserve">Topic: </w:t>
+            </w:r>
+            <w:r>
+              <w:rPr>
+                <w:rFonts w:ascii="Arial" w:hAnsi="Arial" w:eastAsia="Arial" w:cs="Arial"/>
+                <w:b w:val="0"/>
+                <w:i w:val="0"/>
+                <w:sz w:val="24"/>
+                <w:u w:val="none"/>
               </w:rPr>
               <w:t>Exam project setup</w:t>
             </w:r>
-            <w:r>
-              <w:rPr>
-                <w:sz w:val="24"/>
-                <w:szCs w:val="24"/>
-              </w:rPr>
-              <w:br/>
-            </w:r>
-            <w:r>
-              <w:rPr>
-                <w:sz w:val="24"/>
-                <w:szCs w:val="24"/>
-              </w:rPr>
-              <w:br/>
-            </w:r>
-            <w:r>
-              <w:rPr>
+          </w:p>
+          <w:p>
+            <w:pPr>
+              <w:spacing w:line="360" w:lineRule="auto" w:before="0" w:after="0"/>
+            </w:pPr>
+            <w:r>
+              <w:rPr>
+                <w:rFonts w:ascii="Arial" w:hAnsi="Arial" w:eastAsia="Arial" w:cs="Arial"/>
+                <w:i w:val="0"/>
+                <w:sz w:val="24"/>
+                <w:u w:val="none"/>
                 <w:b/>
-                <w:bCs/>
-                <w:sz w:val="24"/>
-                <w:szCs w:val="24"/>
-              </w:rPr>
-              <w:t>Pre-activities</w:t>
-            </w:r>
-            <w:r>
-              <w:rPr>
-                <w:sz w:val="24"/>
-                <w:szCs w:val="24"/>
-              </w:rPr>
-              <w:br/>
+              </w:rPr>
+              <w:t>Class Objective:</w:t>
+            </w:r>
+          </w:p>
+          <w:p>
+            <w:pPr>
+              <w:spacing w:line="360" w:lineRule="auto" w:before="0" w:after="0"/>
+            </w:pPr>
+            <w:r>
+              <w:rPr>
+                <w:rFonts w:ascii="Arial" w:hAnsi="Arial" w:eastAsia="Arial" w:cs="Arial"/>
+                <w:i w:val="0"/>
+                <w:sz w:val="24"/>
+                <w:u w:val="none"/>
+              </w:rPr>
+              <w:t>Build the first working project feature and record input, output, state, and expected response.</w:t>
+            </w:r>
+          </w:p>
+          <w:p>
+            <w:pPr>
+              <w:spacing w:line="360" w:lineRule="auto" w:before="0" w:after="0"/>
+            </w:pPr>
+            <w:r>
+              <w:rPr>
+                <w:rFonts w:ascii="Arial" w:hAnsi="Arial" w:eastAsia="Arial" w:cs="Arial"/>
+                <w:b/>
+                <w:i w:val="0"/>
+                <w:sz w:val="24"/>
+                <w:u w:val="none"/>
+              </w:rPr>
+              <w:t>Pre-activities:</w:t>
+            </w:r>
+          </w:p>
+          <w:p>
+            <w:pPr>
+              <w:spacing w:line="360" w:lineRule="auto" w:before="0" w:after="0"/>
+            </w:pPr>
+            <w:r>
+              <w:rPr>
+                <w:rFonts w:ascii="Arial" w:hAnsi="Arial" w:eastAsia="Arial" w:cs="Arial"/>
+                <w:b w:val="0"/>
+                <w:i w:val="0"/>
+                <w:sz w:val="24"/>
+                <w:u w:val="none"/>
+              </w:rPr>
               <w:t>Review Week 10 practice vocabulary (part 1).</w:t>
             </w:r>
-            <w:r>
-              <w:rPr>
-                <w:sz w:val="24"/>
-                <w:szCs w:val="24"/>
-              </w:rPr>
-              <w:br/>
+          </w:p>
+          <w:p>
+            <w:pPr>
+              <w:spacing w:line="360" w:lineRule="auto" w:before="0" w:after="0"/>
+            </w:pPr>
+            <w:r>
+              <w:rPr>
+                <w:rFonts w:ascii="Arial" w:hAnsi="Arial" w:eastAsia="Arial" w:cs="Arial"/>
+                <w:b w:val="0"/>
+                <w:i w:val="0"/>
+                <w:sz w:val="24"/>
+                <w:u w:val="none"/>
+              </w:rPr>
               <w:t>subsystem: One smaller part of a larger system</w:t>
             </w:r>
-            <w:r>
-              <w:rPr>
-                <w:sz w:val="24"/>
-                <w:szCs w:val="24"/>
-              </w:rPr>
-              <w:br/>
+          </w:p>
+          <w:p>
+            <w:pPr>
+              <w:spacing w:line="360" w:lineRule="auto" w:before="0" w:after="0"/>
+            </w:pPr>
+            <w:r>
+              <w:rPr>
+                <w:rFonts w:ascii="Arial" w:hAnsi="Arial" w:eastAsia="Arial" w:cs="Arial"/>
+                <w:b w:val="0"/>
+                <w:i w:val="0"/>
+                <w:sz w:val="24"/>
+                <w:u w:val="none"/>
+              </w:rPr>
               <w:t>wiring: How electronic parts are connected</w:t>
             </w:r>
-            <w:r>
-              <w:rPr>
-                <w:sz w:val="24"/>
-                <w:szCs w:val="24"/>
-              </w:rPr>
-              <w:br/>
+          </w:p>
+          <w:p>
+            <w:pPr>
+              <w:spacing w:line="360" w:lineRule="auto" w:before="0" w:after="0"/>
+            </w:pPr>
+            <w:r>
+              <w:rPr>
+                <w:rFonts w:ascii="Arial" w:hAnsi="Arial" w:eastAsia="Arial" w:cs="Arial"/>
+                <w:b w:val="0"/>
+                <w:i w:val="0"/>
+                <w:sz w:val="24"/>
+                <w:u w:val="none"/>
+              </w:rPr>
               <w:t>code logic: The rules and order used in code</w:t>
             </w:r>
           </w:p>
           <w:p>
             <w:pPr>
-              <w:spacing w:line="360" w:lineRule="auto"/>
-              <w:rPr>
-                <w:sz w:val="24"/>
-                <w:szCs w:val="24"/>
-              </w:rPr>
-            </w:pPr>
-            <w:r>
-              <w:rPr>
-                <w:sz w:val="24"/>
-                <w:szCs w:val="24"/>
-              </w:rPr>
-              <w:br/>
+              <w:spacing w:line="360" w:lineRule="auto" w:before="0" w:after="0"/>
+            </w:pPr>
+            <w:r>
+              <w:rPr>
+                <w:rFonts w:ascii="Arial" w:hAnsi="Arial" w:eastAsia="Arial" w:cs="Arial"/>
+                <w:b w:val="0"/>
+                <w:i w:val="0"/>
+                <w:sz w:val="24"/>
+                <w:u w:val="none"/>
+              </w:rPr>
               <w:t>Check your component list, code file, and project log.</w:t>
             </w:r>
-            <w:r>
-              <w:rPr>
-                <w:sz w:val="24"/>
-                <w:szCs w:val="24"/>
-              </w:rPr>
-              <w:br/>
-            </w:r>
-            <w:r>
-              <w:rPr>
-                <w:sz w:val="24"/>
-                <w:szCs w:val="24"/>
-              </w:rPr>
-              <w:br/>
-            </w:r>
-            <w:r>
-              <w:rPr>
+          </w:p>
+          <w:p>
+            <w:pPr>
+              <w:spacing w:line="360" w:lineRule="auto" w:before="0" w:after="0"/>
+            </w:pPr>
+            <w:r>
+              <w:rPr>
+                <w:rFonts w:ascii="Arial" w:hAnsi="Arial" w:eastAsia="Arial" w:cs="Arial"/>
                 <w:b/>
-                <w:bCs/>
-                <w:sz w:val="24"/>
-                <w:szCs w:val="24"/>
-              </w:rPr>
-              <w:t>While activities</w:t>
-            </w:r>
-            <w:r>
-              <w:rPr>
-                <w:sz w:val="24"/>
-                <w:szCs w:val="24"/>
-              </w:rPr>
-              <w:br/>
+                <w:i w:val="0"/>
+                <w:sz w:val="24"/>
+                <w:u w:val="none"/>
+              </w:rPr>
+              <w:t>While activities:</w:t>
+            </w:r>
+          </w:p>
+          <w:p>
+            <w:pPr>
+              <w:spacing w:line="360" w:lineRule="auto" w:before="0" w:after="0"/>
+            </w:pPr>
+            <w:r>
+              <w:rPr>
+                <w:rFonts w:ascii="Arial" w:hAnsi="Arial" w:eastAsia="Arial" w:cs="Arial"/>
+                <w:b w:val="0"/>
+                <w:i w:val="0"/>
+                <w:sz w:val="24"/>
+                <w:highlight w:val="yellow"/>
+                <w:u w:val="none"/>
+              </w:rPr>
               <w:t>Begin Exam Project: Build the first working feature of your robotics project, such as one input controlling one output, and record the input, output, state, and expected response in the project log.</w:t>
             </w:r>
-            <w:r>
-              <w:rPr>
-                <w:sz w:val="24"/>
-                <w:szCs w:val="24"/>
-              </w:rPr>
-              <w:br/>
-            </w:r>
-            <w:r>
-              <w:rPr>
-                <w:sz w:val="24"/>
-                <w:szCs w:val="24"/>
-              </w:rPr>
-              <w:br/>
-            </w:r>
-            <w:r>
-              <w:rPr>
+          </w:p>
+          <w:p>
+            <w:pPr>
+              <w:spacing w:line="360" w:lineRule="auto" w:before="0" w:after="0"/>
+            </w:pPr>
+            <w:r>
+              <w:rPr>
+                <w:rFonts w:ascii="Arial" w:hAnsi="Arial" w:eastAsia="Arial" w:cs="Arial"/>
                 <w:b/>
-                <w:bCs/>
-                <w:sz w:val="24"/>
-                <w:szCs w:val="24"/>
-              </w:rPr>
-              <w:t>Post activities</w:t>
-            </w:r>
-            <w:r>
-              <w:rPr>
-                <w:sz w:val="24"/>
-                <w:szCs w:val="24"/>
-              </w:rPr>
-              <w:br/>
+                <w:i w:val="0"/>
+                <w:sz w:val="24"/>
+                <w:u w:val="none"/>
+              </w:rPr>
+              <w:t>Post activities:</w:t>
+            </w:r>
+          </w:p>
+          <w:p>
+            <w:pPr>
+              <w:spacing w:line="360" w:lineRule="auto" w:before="0" w:after="0"/>
+            </w:pPr>
+            <w:r>
+              <w:rPr>
+                <w:rFonts w:ascii="Arial" w:hAnsi="Arial" w:eastAsia="Arial" w:cs="Arial"/>
+                <w:b w:val="0"/>
+                <w:i w:val="0"/>
+                <w:sz w:val="24"/>
+                <w:u w:val="none"/>
+              </w:rPr>
               <w:t>Save or photograph progress and write the next build step.</w:t>
             </w:r>
           </w:p>
@@ -1388,186 +1432,209 @@
               <w:bottom w:val="single" w:sz="4" w:space="0" w:color="auto"/>
               <w:right w:val="single" w:sz="4" w:space="0" w:color="auto"/>
             </w:tcBorders>
+            <w:vAlign w:val="top"/>
           </w:tcPr>
           <w:p>
             <w:pPr>
-              <w:spacing w:line="360" w:lineRule="auto"/>
-              <w:rPr>
-                <w:sz w:val="24"/>
-                <w:szCs w:val="24"/>
-              </w:rPr>
-            </w:pPr>
-            <w:r>
-              <w:rPr>
+              <w:spacing w:line="360" w:lineRule="auto" w:before="0" w:after="0"/>
+            </w:pPr>
+            <w:r>
+              <w:rPr>
+                <w:rFonts w:ascii="Arial" w:hAnsi="Arial" w:eastAsia="Arial" w:cs="Arial"/>
                 <w:b/>
-                <w:bCs/>
-                <w:sz w:val="24"/>
-                <w:szCs w:val="24"/>
-              </w:rPr>
-              <w:t>Topic:</w:t>
-            </w:r>
-            <w:r>
-              <w:rPr>
-                <w:sz w:val="24"/>
-                <w:szCs w:val="24"/>
-              </w:rPr>
-              <w:t xml:space="preserve"> </w:t>
-            </w:r>
-            <w:r>
-              <w:rPr>
-                <w:sz w:val="24"/>
-                <w:szCs w:val="24"/>
-              </w:rPr>
-              <w:t xml:space="preserve">Exam project </w:t>
-            </w:r>
-            <w:proofErr w:type="gramStart"/>
-            <w:r>
-              <w:rPr>
-                <w:sz w:val="24"/>
-                <w:szCs w:val="24"/>
-              </w:rPr>
-              <w:t>build</w:t>
-            </w:r>
-            <w:proofErr w:type="gramEnd"/>
-            <w:r>
-              <w:rPr>
-                <w:sz w:val="24"/>
-                <w:szCs w:val="24"/>
-              </w:rPr>
-              <w:br/>
-            </w:r>
-            <w:r>
-              <w:rPr>
-                <w:sz w:val="24"/>
-                <w:szCs w:val="24"/>
-              </w:rPr>
-              <w:br/>
-            </w:r>
-            <w:r>
-              <w:rPr>
+                <w:i w:val="0"/>
+                <w:sz w:val="24"/>
+                <w:u w:val="none"/>
+              </w:rPr>
+              <w:t xml:space="preserve">Topic: </w:t>
+            </w:r>
+            <w:r>
+              <w:rPr>
+                <w:rFonts w:ascii="Arial" w:hAnsi="Arial" w:eastAsia="Arial" w:cs="Arial"/>
+                <w:b w:val="0"/>
+                <w:i w:val="0"/>
+                <w:sz w:val="24"/>
+                <w:u w:val="none"/>
+              </w:rPr>
+              <w:t>Exam project build</w:t>
+            </w:r>
+          </w:p>
+          <w:p>
+            <w:pPr>
+              <w:spacing w:line="360" w:lineRule="auto" w:before="0" w:after="0"/>
+            </w:pPr>
+            <w:r>
+              <w:rPr>
+                <w:rFonts w:ascii="Arial" w:hAnsi="Arial" w:eastAsia="Arial" w:cs="Arial"/>
+                <w:i w:val="0"/>
+                <w:sz w:val="24"/>
+                <w:u w:val="none"/>
                 <w:b/>
-                <w:bCs/>
-                <w:sz w:val="24"/>
-                <w:szCs w:val="24"/>
-              </w:rPr>
-              <w:t>Pre-activities</w:t>
-            </w:r>
-            <w:r>
-              <w:rPr>
-                <w:sz w:val="24"/>
-                <w:szCs w:val="24"/>
-              </w:rPr>
-              <w:br/>
+              </w:rPr>
+              <w:t>Class Objective:</w:t>
+            </w:r>
+          </w:p>
+          <w:p>
+            <w:pPr>
+              <w:spacing w:line="360" w:lineRule="auto" w:before="0" w:after="0"/>
+            </w:pPr>
+            <w:r>
+              <w:rPr>
+                <w:rFonts w:ascii="Arial" w:hAnsi="Arial" w:eastAsia="Arial" w:cs="Arial"/>
+                <w:i w:val="0"/>
+                <w:sz w:val="24"/>
+                <w:u w:val="none"/>
+              </w:rPr>
+              <w:t>Build and test the main robotic behavior, debug subsystems, and document at least two test results.</w:t>
+            </w:r>
+          </w:p>
+          <w:p>
+            <w:pPr>
+              <w:spacing w:line="360" w:lineRule="auto" w:before="0" w:after="0"/>
+            </w:pPr>
+            <w:r>
+              <w:rPr>
+                <w:rFonts w:ascii="Arial" w:hAnsi="Arial" w:eastAsia="Arial" w:cs="Arial"/>
+                <w:b/>
+                <w:i w:val="0"/>
+                <w:sz w:val="24"/>
+                <w:u w:val="none"/>
+              </w:rPr>
+              <w:t>Pre-activities:</w:t>
+            </w:r>
+          </w:p>
+          <w:p>
+            <w:pPr>
+              <w:spacing w:line="360" w:lineRule="auto" w:before="0" w:after="0"/>
+            </w:pPr>
+            <w:r>
+              <w:rPr>
+                <w:rFonts w:ascii="Arial" w:hAnsi="Arial" w:eastAsia="Arial" w:cs="Arial"/>
+                <w:b w:val="0"/>
+                <w:i w:val="0"/>
+                <w:sz w:val="24"/>
+                <w:u w:val="none"/>
+              </w:rPr>
               <w:t>Review Week 10 practice vocabulary (part 2).</w:t>
             </w:r>
-            <w:r>
-              <w:rPr>
-                <w:sz w:val="24"/>
-                <w:szCs w:val="24"/>
-              </w:rPr>
-              <w:br/>
+          </w:p>
+          <w:p>
+            <w:pPr>
+              <w:spacing w:line="360" w:lineRule="auto" w:before="0" w:after="0"/>
+            </w:pPr>
+            <w:r>
+              <w:rPr>
+                <w:rFonts w:ascii="Arial" w:hAnsi="Arial" w:eastAsia="Arial" w:cs="Arial"/>
+                <w:b w:val="0"/>
+                <w:i w:val="0"/>
+                <w:sz w:val="24"/>
+                <w:u w:val="none"/>
+              </w:rPr>
               <w:t>documentation: Notes or records that explain work</w:t>
             </w:r>
-            <w:r>
-              <w:rPr>
-                <w:sz w:val="24"/>
-                <w:szCs w:val="24"/>
-              </w:rPr>
-              <w:br/>
+          </w:p>
+          <w:p>
+            <w:pPr>
+              <w:spacing w:line="360" w:lineRule="auto" w:before="0" w:after="0"/>
+            </w:pPr>
+            <w:r>
+              <w:rPr>
+                <w:rFonts w:ascii="Arial" w:hAnsi="Arial" w:eastAsia="Arial" w:cs="Arial"/>
+                <w:b w:val="0"/>
+                <w:i w:val="0"/>
+                <w:sz w:val="24"/>
+                <w:u w:val="none"/>
+              </w:rPr>
               <w:t>test result: What happened during a test</w:t>
             </w:r>
-            <w:r>
-              <w:rPr>
-                <w:sz w:val="24"/>
-                <w:szCs w:val="24"/>
-              </w:rPr>
-              <w:br/>
+          </w:p>
+          <w:p>
+            <w:pPr>
+              <w:spacing w:line="360" w:lineRule="auto" w:before="0" w:after="0"/>
+            </w:pPr>
+            <w:r>
+              <w:rPr>
+                <w:rFonts w:ascii="Arial" w:hAnsi="Arial" w:eastAsia="Arial" w:cs="Arial"/>
+                <w:b w:val="0"/>
+                <w:i w:val="0"/>
+                <w:sz w:val="24"/>
+                <w:u w:val="none"/>
+              </w:rPr>
               <w:t>debug: To find and fix a problem</w:t>
             </w:r>
           </w:p>
           <w:p>
             <w:pPr>
-              <w:spacing w:line="360" w:lineRule="auto"/>
-              <w:rPr>
-                <w:sz w:val="24"/>
-                <w:szCs w:val="24"/>
-              </w:rPr>
-            </w:pPr>
-            <w:r>
-              <w:rPr>
-                <w:sz w:val="24"/>
-                <w:szCs w:val="24"/>
-              </w:rPr>
-              <w:br/>
+              <w:spacing w:line="360" w:lineRule="auto" w:before="0" w:after="0"/>
+            </w:pPr>
+            <w:r>
+              <w:rPr>
+                <w:rFonts w:ascii="Arial" w:hAnsi="Arial" w:eastAsia="Arial" w:cs="Arial"/>
+                <w:b w:val="0"/>
+                <w:i w:val="0"/>
+                <w:sz w:val="24"/>
+                <w:u w:val="none"/>
+              </w:rPr>
               <w:t>Review the rubric categories: function, code logic, testing, documentation, and explanation.</w:t>
             </w:r>
-            <w:r>
-              <w:rPr>
-                <w:sz w:val="24"/>
-                <w:szCs w:val="24"/>
-              </w:rPr>
-              <w:br/>
-            </w:r>
-            <w:r>
-              <w:rPr>
-                <w:sz w:val="24"/>
-                <w:szCs w:val="24"/>
-              </w:rPr>
-              <w:br/>
-            </w:r>
-            <w:r>
-              <w:rPr>
+          </w:p>
+          <w:p>
+            <w:pPr>
+              <w:spacing w:line="360" w:lineRule="auto" w:before="0" w:after="0"/>
+            </w:pPr>
+            <w:r>
+              <w:rPr>
+                <w:rFonts w:ascii="Arial" w:hAnsi="Arial" w:eastAsia="Arial" w:cs="Arial"/>
                 <w:b/>
-                <w:bCs/>
-                <w:sz w:val="24"/>
-                <w:szCs w:val="24"/>
-              </w:rPr>
-              <w:t>While activities</w:t>
-            </w:r>
-            <w:r>
-              <w:rPr>
-                <w:sz w:val="24"/>
-                <w:szCs w:val="24"/>
-              </w:rPr>
-              <w:br/>
+                <w:i w:val="0"/>
+                <w:sz w:val="24"/>
+                <w:u w:val="none"/>
+              </w:rPr>
+              <w:t>While activities:</w:t>
+            </w:r>
+          </w:p>
+          <w:p>
+            <w:pPr>
+              <w:spacing w:line="360" w:lineRule="auto" w:before="0" w:after="0"/>
+            </w:pPr>
+            <w:r>
+              <w:rPr>
+                <w:rFonts w:ascii="Arial" w:hAnsi="Arial" w:eastAsia="Arial" w:cs="Arial"/>
+                <w:b w:val="0"/>
+                <w:i w:val="0"/>
+                <w:sz w:val="24"/>
+                <w:highlight w:val="yellow"/>
+                <w:u w:val="none"/>
+              </w:rPr>
               <w:t>Continue Exam Project: Build the main robotic behavior, test each subsystem, such as input reading, output response, and code logic, debug wiring or code, and document at least 2 test results with evidence from readings, photos, code, or observations.</w:t>
             </w:r>
-            <w:r>
-              <w:rPr>
-                <w:sz w:val="24"/>
-                <w:szCs w:val="24"/>
-              </w:rPr>
-              <w:br/>
-            </w:r>
-            <w:r>
-              <w:rPr>
-                <w:sz w:val="24"/>
-                <w:szCs w:val="24"/>
-              </w:rPr>
-              <w:br/>
-            </w:r>
-            <w:r>
-              <w:rPr>
+          </w:p>
+          <w:p>
+            <w:pPr>
+              <w:spacing w:line="360" w:lineRule="auto" w:before="0" w:after="0"/>
+            </w:pPr>
+            <w:r>
+              <w:rPr>
+                <w:rFonts w:ascii="Arial" w:hAnsi="Arial" w:eastAsia="Arial" w:cs="Arial"/>
                 <w:b/>
-                <w:bCs/>
-                <w:sz w:val="24"/>
-                <w:szCs w:val="24"/>
-              </w:rPr>
-              <w:t>Post activities</w:t>
-            </w:r>
-            <w:r>
-              <w:rPr>
-                <w:b/>
-                <w:bCs/>
-                <w:sz w:val="24"/>
-                <w:szCs w:val="24"/>
-              </w:rPr>
-              <w:br/>
-            </w:r>
-            <w:r>
-              <w:rPr>
-                <w:sz w:val="24"/>
-                <w:szCs w:val="24"/>
+                <w:i w:val="0"/>
+                <w:sz w:val="24"/>
+                <w:u w:val="none"/>
+              </w:rPr>
+              <w:t>Post activities:</w:t>
+            </w:r>
+          </w:p>
+          <w:p>
+            <w:pPr>
+              <w:spacing w:line="360" w:lineRule="auto" w:before="0" w:after="0"/>
+            </w:pPr>
+            <w:r>
+              <w:rPr>
+                <w:rFonts w:ascii="Arial" w:hAnsi="Arial" w:eastAsia="Arial" w:cs="Arial"/>
+                <w:b w:val="0"/>
+                <w:i w:val="0"/>
+                <w:sz w:val="24"/>
+                <w:u w:val="none"/>
               </w:rPr>
               <w:t>Submit the updated project log in Google Classroom.</w:t>
             </w:r>
@@ -1584,38 +1651,31 @@
               <w:bottom w:val="single" w:sz="4" w:space="0" w:color="auto"/>
               <w:right w:val="single" w:sz="4" w:space="0" w:color="auto"/>
             </w:tcBorders>
+            <w:vAlign w:val="top"/>
           </w:tcPr>
           <w:p>
             <w:pPr>
-              <w:spacing w:line="360" w:lineRule="auto"/>
-              <w:rPr>
-                <w:sz w:val="24"/>
-                <w:szCs w:val="24"/>
-              </w:rPr>
-            </w:pPr>
-            <w:r>
-              <w:rPr>
+              <w:spacing w:line="360" w:lineRule="auto" w:before="0" w:after="0"/>
+            </w:pPr>
+            <w:r>
+              <w:rPr>
+                <w:rFonts w:ascii="Arial" w:hAnsi="Arial" w:eastAsia="Arial" w:cs="Arial"/>
                 <w:b/>
-                <w:bCs/>
-                <w:sz w:val="24"/>
-                <w:szCs w:val="24"/>
-              </w:rPr>
-              <w:t>Resources:</w:t>
-            </w:r>
-            <w:r>
-              <w:rPr>
-                <w:sz w:val="24"/>
-                <w:szCs w:val="24"/>
-              </w:rPr>
-              <w:t xml:space="preserve"> Pen, pencil, technology notebook, student email and password, Google Classroom, computer, Freenove/Arduino kit, </w:t>
-            </w:r>
-            <w:r>
-              <w:rPr>
-                <w:sz w:val="24"/>
-                <w:szCs w:val="24"/>
-              </w:rPr>
-              <w:lastRenderedPageBreak/>
-              <w:t>Arduino IDE, USB cable, breadboard and components, LEDs, resistors, buttons, sensors, project log, rubric, backup parts, projector.</w:t>
+                <w:i w:val="0"/>
+                <w:sz w:val="24"/>
+                <w:u w:val="none"/>
+              </w:rPr>
+              <w:t xml:space="preserve">Resources: </w:t>
+            </w:r>
+            <w:r>
+              <w:rPr>
+                <w:rFonts w:ascii="Arial" w:hAnsi="Arial" w:eastAsia="Arial" w:cs="Arial"/>
+                <w:b w:val="0"/>
+                <w:i w:val="0"/>
+                <w:sz w:val="24"/>
+                <w:u w:val="none"/>
+              </w:rPr>
+              <w:t>Pen, pencil, technology notebook, student's computer, email and password</w:t>
             </w:r>
           </w:p>
         </w:tc>
@@ -1628,39 +1688,31 @@
               <w:bottom w:val="single" w:sz="4" w:space="0" w:color="auto"/>
               <w:right w:val="single" w:sz="4" w:space="0" w:color="auto"/>
             </w:tcBorders>
+            <w:vAlign w:val="top"/>
           </w:tcPr>
           <w:p>
             <w:pPr>
-              <w:spacing w:line="360" w:lineRule="auto"/>
-              <w:rPr>
-                <w:sz w:val="24"/>
-                <w:szCs w:val="24"/>
-              </w:rPr>
-            </w:pPr>
-            <w:r>
-              <w:rPr>
+              <w:spacing w:line="360" w:lineRule="auto" w:before="0" w:after="0"/>
+            </w:pPr>
+            <w:r>
+              <w:rPr>
+                <w:rFonts w:ascii="Arial" w:hAnsi="Arial" w:eastAsia="Arial" w:cs="Arial"/>
                 <w:b/>
-                <w:bCs/>
-                <w:sz w:val="24"/>
-                <w:szCs w:val="24"/>
-              </w:rPr>
-              <w:lastRenderedPageBreak/>
-              <w:t>Resources:</w:t>
-            </w:r>
-            <w:r>
-              <w:rPr>
-                <w:sz w:val="24"/>
-                <w:szCs w:val="24"/>
-              </w:rPr>
-              <w:t xml:space="preserve"> Pen, pencil, technology notebook, student email and password, Google Classroom, computer, Freenove/Arduino kit, </w:t>
-            </w:r>
-            <w:r>
-              <w:rPr>
-                <w:sz w:val="24"/>
-                <w:szCs w:val="24"/>
-              </w:rPr>
-              <w:lastRenderedPageBreak/>
-              <w:t>Arduino IDE, USB cable, breadboard and components, LEDs, resistors, buttons, sensors, project log, rubric, backup parts, projector.</w:t>
+                <w:i w:val="0"/>
+                <w:sz w:val="24"/>
+                <w:u w:val="none"/>
+              </w:rPr>
+              <w:t xml:space="preserve">Resources: </w:t>
+            </w:r>
+            <w:r>
+              <w:rPr>
+                <w:rFonts w:ascii="Arial" w:hAnsi="Arial" w:eastAsia="Arial" w:cs="Arial"/>
+                <w:b w:val="0"/>
+                <w:i w:val="0"/>
+                <w:sz w:val="24"/>
+                <w:u w:val="none"/>
+              </w:rPr>
+              <w:t>Pen, pencil, technology notebook, student's computer, email and password</w:t>
             </w:r>
           </w:p>
         </w:tc>
@@ -1676,21 +1728,21 @@
               <w:right w:val="single" w:sz="4" w:space="0" w:color="auto"/>
             </w:tcBorders>
             <w:shd w:val="clear" w:color="auto" w:fill="A8D08D"/>
+            <w:vAlign w:val="center"/>
           </w:tcPr>
           <w:p>
             <w:pPr>
-              <w:spacing w:line="360" w:lineRule="auto"/>
-              <w:rPr>
-                <w:sz w:val="24"/>
-                <w:szCs w:val="24"/>
-              </w:rPr>
-            </w:pPr>
-            <w:r>
-              <w:rPr>
-                <w:sz w:val="24"/>
-                <w:szCs w:val="24"/>
-              </w:rPr>
-              <w:lastRenderedPageBreak/>
+              <w:jc w:val="center"/>
+              <w:spacing w:line="360" w:lineRule="auto" w:before="0" w:after="0"/>
+            </w:pPr>
+            <w:r>
+              <w:rPr>
+                <w:rFonts w:ascii="Arial" w:hAnsi="Arial" w:eastAsia="Arial" w:cs="Arial"/>
+                <w:b/>
+                <w:i w:val="0"/>
+                <w:sz w:val="24"/>
+                <w:u w:val="none"/>
+              </w:rPr>
               <w:t>9A, 9B day – 45min – May - Week 11</w:t>
             </w:r>
           </w:p>
@@ -1705,19 +1757,20 @@
               <w:right w:val="single" w:sz="4" w:space="0" w:color="auto"/>
             </w:tcBorders>
             <w:shd w:val="clear" w:color="auto" w:fill="A8D08D"/>
+            <w:vAlign w:val="center"/>
           </w:tcPr>
           <w:p>
             <w:pPr>
-              <w:spacing w:line="360" w:lineRule="auto"/>
-              <w:rPr>
-                <w:sz w:val="24"/>
-                <w:szCs w:val="24"/>
-              </w:rPr>
-            </w:pPr>
-            <w:r>
-              <w:rPr>
-                <w:sz w:val="24"/>
-                <w:szCs w:val="24"/>
+              <w:jc w:val="center"/>
+              <w:spacing w:line="360" w:lineRule="auto" w:before="0" w:after="0"/>
+            </w:pPr>
+            <w:r>
+              <w:rPr>
+                <w:rFonts w:ascii="Arial" w:hAnsi="Arial" w:eastAsia="Arial" w:cs="Arial"/>
+                <w:b/>
+                <w:i w:val="0"/>
+                <w:sz w:val="24"/>
+                <w:u w:val="none"/>
               </w:rPr>
               <w:t>9A, 9B day – 90 min – May - Week 11</w:t>
             </w:r>
@@ -1734,168 +1787,225 @@
               <w:bottom w:val="single" w:sz="4" w:space="0" w:color="auto"/>
               <w:right w:val="single" w:sz="4" w:space="0" w:color="auto"/>
             </w:tcBorders>
+            <w:vAlign w:val="top"/>
           </w:tcPr>
           <w:p>
             <w:pPr>
-              <w:spacing w:line="360" w:lineRule="auto"/>
-              <w:rPr>
-                <w:sz w:val="24"/>
-                <w:szCs w:val="24"/>
-              </w:rPr>
-            </w:pPr>
-            <w:r>
-              <w:rPr>
+              <w:spacing w:line="360" w:lineRule="auto" w:before="0" w:after="0"/>
+            </w:pPr>
+            <w:r>
+              <w:rPr>
+                <w:rFonts w:ascii="Arial" w:hAnsi="Arial" w:eastAsia="Arial" w:cs="Arial"/>
                 <w:b/>
-                <w:bCs/>
-                <w:sz w:val="24"/>
-                <w:szCs w:val="24"/>
-              </w:rPr>
-              <w:t>Topic</w:t>
-            </w:r>
-            <w:r>
-              <w:rPr>
-                <w:sz w:val="24"/>
-                <w:szCs w:val="24"/>
-              </w:rPr>
-              <w:t>:</w:t>
-            </w:r>
-            <w:r>
-              <w:rPr>
-                <w:sz w:val="24"/>
-                <w:szCs w:val="24"/>
-              </w:rPr>
-              <w:t xml:space="preserve"> </w:t>
-            </w:r>
-            <w:r>
-              <w:rPr>
-                <w:sz w:val="24"/>
-                <w:szCs w:val="24"/>
+                <w:i w:val="0"/>
+                <w:sz w:val="24"/>
+                <w:u w:val="none"/>
+              </w:rPr>
+              <w:t xml:space="preserve">Topic: </w:t>
+            </w:r>
+            <w:r>
+              <w:rPr>
+                <w:rFonts w:ascii="Arial" w:hAnsi="Arial" w:eastAsia="Arial" w:cs="Arial"/>
+                <w:b w:val="0"/>
+                <w:i w:val="0"/>
+                <w:sz w:val="24"/>
+                <w:u w:val="none"/>
               </w:rPr>
               <w:t>Exam project testing</w:t>
             </w:r>
-            <w:r>
-              <w:rPr>
-                <w:sz w:val="24"/>
-                <w:szCs w:val="24"/>
-              </w:rPr>
-              <w:br/>
-            </w:r>
-            <w:r>
-              <w:rPr>
-                <w:sz w:val="24"/>
-                <w:szCs w:val="24"/>
-              </w:rPr>
-              <w:br/>
-            </w:r>
-            <w:r>
-              <w:rPr>
+          </w:p>
+          <w:p>
+            <w:pPr>
+              <w:spacing w:line="360" w:lineRule="auto" w:before="0" w:after="0"/>
+            </w:pPr>
+            <w:r>
+              <w:rPr>
+                <w:rFonts w:ascii="Arial" w:hAnsi="Arial" w:eastAsia="Arial" w:cs="Arial"/>
+                <w:i w:val="0"/>
+                <w:sz w:val="24"/>
+                <w:u w:val="none"/>
                 <w:b/>
-                <w:bCs/>
-                <w:sz w:val="24"/>
-                <w:szCs w:val="24"/>
-              </w:rPr>
-              <w:t>Pre-activities</w:t>
-            </w:r>
-            <w:r>
-              <w:rPr>
-                <w:sz w:val="24"/>
-                <w:szCs w:val="24"/>
-              </w:rPr>
-              <w:br/>
+              </w:rPr>
+              <w:t>Class Objective:</w:t>
+            </w:r>
+          </w:p>
+          <w:p>
+            <w:pPr>
+              <w:spacing w:line="360" w:lineRule="auto" w:before="0" w:after="0"/>
+            </w:pPr>
+            <w:r>
+              <w:rPr>
+                <w:rFonts w:ascii="Arial" w:hAnsi="Arial" w:eastAsia="Arial" w:cs="Arial"/>
+                <w:i w:val="0"/>
+                <w:sz w:val="24"/>
+                <w:u w:val="none"/>
+              </w:rPr>
+              <w:t>Complete controlled testing with at least five attempts and record expected, actual, pass/fail, and fix evidence.</w:t>
+            </w:r>
+          </w:p>
+          <w:p>
+            <w:pPr>
+              <w:spacing w:line="360" w:lineRule="auto" w:before="0" w:after="0"/>
+            </w:pPr>
+            <w:r>
+              <w:rPr>
+                <w:rFonts w:ascii="Arial" w:hAnsi="Arial" w:eastAsia="Arial" w:cs="Arial"/>
+                <w:b/>
+                <w:i w:val="0"/>
+                <w:sz w:val="24"/>
+                <w:u w:val="none"/>
+              </w:rPr>
+              <w:t>Pre-activities:</w:t>
+            </w:r>
+          </w:p>
+          <w:p>
+            <w:pPr>
+              <w:spacing w:line="360" w:lineRule="auto" w:before="0" w:after="0"/>
+            </w:pPr>
+            <w:r>
+              <w:rPr>
+                <w:rFonts w:ascii="Arial" w:hAnsi="Arial" w:eastAsia="Arial" w:cs="Arial"/>
+                <w:b w:val="0"/>
+                <w:i w:val="0"/>
+                <w:sz w:val="24"/>
+                <w:u w:val="none"/>
+              </w:rPr>
               <w:t>Review Week 11 practice vocabulary (part 1).</w:t>
             </w:r>
-            <w:r>
-              <w:rPr>
-                <w:sz w:val="24"/>
-                <w:szCs w:val="24"/>
-              </w:rPr>
-              <w:br/>
+          </w:p>
+          <w:p>
+            <w:pPr>
+              <w:spacing w:line="360" w:lineRule="auto" w:before="0" w:after="0"/>
+            </w:pPr>
+            <w:r>
+              <w:rPr>
+                <w:rFonts w:ascii="Arial" w:hAnsi="Arial" w:eastAsia="Arial" w:cs="Arial"/>
+                <w:b w:val="0"/>
+                <w:i w:val="0"/>
+                <w:sz w:val="24"/>
+                <w:u w:val="none"/>
+              </w:rPr>
               <w:t>reliability: How dependably something works</w:t>
             </w:r>
-            <w:r>
-              <w:rPr>
-                <w:sz w:val="24"/>
-                <w:szCs w:val="24"/>
-              </w:rPr>
-              <w:br/>
+          </w:p>
+          <w:p>
+            <w:pPr>
+              <w:spacing w:line="360" w:lineRule="auto" w:before="0" w:after="0"/>
+            </w:pPr>
+            <w:r>
+              <w:rPr>
+                <w:rFonts w:ascii="Arial" w:hAnsi="Arial" w:eastAsia="Arial" w:cs="Arial"/>
+                <w:b w:val="0"/>
+                <w:i w:val="0"/>
+                <w:sz w:val="24"/>
+                <w:u w:val="none"/>
+              </w:rPr>
               <w:t>code comment: A note in code that explains something</w:t>
             </w:r>
-            <w:r>
-              <w:rPr>
-                <w:sz w:val="24"/>
-                <w:szCs w:val="24"/>
-              </w:rPr>
-              <w:br/>
+          </w:p>
+          <w:p>
+            <w:pPr>
+              <w:spacing w:line="360" w:lineRule="auto" w:before="0" w:after="0"/>
+            </w:pPr>
+            <w:r>
+              <w:rPr>
+                <w:rFonts w:ascii="Arial" w:hAnsi="Arial" w:eastAsia="Arial" w:cs="Arial"/>
+                <w:b w:val="0"/>
+                <w:i w:val="0"/>
+                <w:sz w:val="24"/>
+                <w:u w:val="none"/>
+              </w:rPr>
               <w:t>controlled test: A test where conditions are carefully chosen</w:t>
             </w:r>
-            <w:r>
-              <w:rPr>
-                <w:sz w:val="24"/>
-                <w:szCs w:val="24"/>
-              </w:rPr>
-              <w:br/>
+          </w:p>
+          <w:p>
+            <w:pPr>
+              <w:spacing w:line="360" w:lineRule="auto" w:before="0" w:after="0"/>
+            </w:pPr>
+            <w:r>
+              <w:rPr>
+                <w:rFonts w:ascii="Arial" w:hAnsi="Arial" w:eastAsia="Arial" w:cs="Arial"/>
+                <w:b w:val="0"/>
+                <w:i w:val="0"/>
+                <w:sz w:val="24"/>
+                <w:u w:val="none"/>
+              </w:rPr>
               <w:t>Run a quick check of power, connections, code file, and expected behavior.</w:t>
             </w:r>
-            <w:r>
-              <w:rPr>
-                <w:sz w:val="24"/>
-                <w:szCs w:val="24"/>
-              </w:rPr>
-              <w:br/>
-            </w:r>
-            <w:r>
-              <w:rPr>
-                <w:sz w:val="24"/>
-                <w:szCs w:val="24"/>
-              </w:rPr>
-              <w:br/>
-            </w:r>
-            <w:r>
-              <w:rPr>
+          </w:p>
+          <w:p>
+            <w:pPr>
+              <w:spacing w:line="360" w:lineRule="auto" w:before="0" w:after="0"/>
+            </w:pPr>
+            <w:r>
+              <w:rPr>
+                <w:rFonts w:ascii="Arial" w:hAnsi="Arial" w:eastAsia="Arial" w:cs="Arial"/>
                 <w:b/>
-                <w:bCs/>
-                <w:sz w:val="24"/>
-                <w:szCs w:val="24"/>
-              </w:rPr>
-              <w:t>While activities</w:t>
-            </w:r>
-            <w:r>
-              <w:rPr>
-                <w:sz w:val="24"/>
-                <w:szCs w:val="24"/>
-              </w:rPr>
-              <w:br/>
-              <w:t>Continue Exam Project: Complete controlled testing with at least 5 test attempts. Record the test condition, expected result, actual result, pass/fail result, and fix.</w:t>
-            </w:r>
-            <w:r>
-              <w:rPr>
-                <w:sz w:val="24"/>
-                <w:szCs w:val="24"/>
-              </w:rPr>
-              <w:br/>
-            </w:r>
-            <w:r>
-              <w:rPr>
-                <w:sz w:val="24"/>
-                <w:szCs w:val="24"/>
-              </w:rPr>
-              <w:br/>
-            </w:r>
-            <w:r>
-              <w:rPr>
+                <w:i w:val="0"/>
+                <w:sz w:val="24"/>
+                <w:u w:val="none"/>
+              </w:rPr>
+              <w:t>While activities:</w:t>
+            </w:r>
+          </w:p>
+          <w:p>
+            <w:pPr>
+              <w:spacing w:line="360" w:lineRule="auto" w:before="0" w:after="0"/>
+            </w:pPr>
+            <w:r>
+              <w:rPr>
+                <w:rFonts w:ascii="Arial" w:hAnsi="Arial" w:eastAsia="Arial" w:cs="Arial"/>
+                <w:b w:val="0"/>
+                <w:i w:val="0"/>
+                <w:sz w:val="24"/>
+                <w:highlight w:val="yellow"/>
+                <w:u w:val="none"/>
+              </w:rPr>
+              <w:t>Continue Exam Project: Complete controlled testing with at least 5 test attempts.</w:t>
+            </w:r>
+          </w:p>
+          <w:p>
+            <w:pPr>
+              <w:spacing w:line="360" w:lineRule="auto" w:before="0" w:after="0"/>
+            </w:pPr>
+            <w:r>
+              <w:rPr>
+                <w:rFonts w:ascii="Arial" w:hAnsi="Arial" w:eastAsia="Arial" w:cs="Arial"/>
+                <w:b w:val="0"/>
+                <w:i w:val="0"/>
+                <w:sz w:val="24"/>
+                <w:u w:val="none"/>
+              </w:rPr>
+              <w:t>Record the test condition, expected result, actual result, pass/fail result, and fix.</w:t>
+            </w:r>
+          </w:p>
+          <w:p>
+            <w:pPr>
+              <w:spacing w:line="360" w:lineRule="auto" w:before="0" w:after="0"/>
+            </w:pPr>
+            <w:r>
+              <w:rPr>
+                <w:rFonts w:ascii="Arial" w:hAnsi="Arial" w:eastAsia="Arial" w:cs="Arial"/>
                 <w:b/>
-                <w:bCs/>
-                <w:sz w:val="24"/>
-                <w:szCs w:val="24"/>
-              </w:rPr>
-              <w:t>Post activities</w:t>
-            </w:r>
-            <w:r>
-              <w:rPr>
-                <w:sz w:val="24"/>
-                <w:szCs w:val="24"/>
-              </w:rPr>
-              <w:br/>
+                <w:i w:val="0"/>
+                <w:sz w:val="24"/>
+                <w:u w:val="none"/>
+              </w:rPr>
+              <w:t>Post activities:</w:t>
+            </w:r>
+          </w:p>
+          <w:p>
+            <w:pPr>
+              <w:spacing w:line="360" w:lineRule="auto" w:before="0" w:after="0"/>
+            </w:pPr>
+            <w:r>
+              <w:rPr>
+                <w:rFonts w:ascii="Arial" w:hAnsi="Arial" w:eastAsia="Arial" w:cs="Arial"/>
+                <w:b w:val="0"/>
+                <w:i w:val="0"/>
+                <w:sz w:val="24"/>
+                <w:u w:val="none"/>
+              </w:rPr>
               <w:t>Choose one improvement to finish during the 90-minute class.</w:t>
             </w:r>
           </w:p>
@@ -1909,168 +2019,210 @@
               <w:bottom w:val="single" w:sz="4" w:space="0" w:color="auto"/>
               <w:right w:val="single" w:sz="4" w:space="0" w:color="auto"/>
             </w:tcBorders>
+            <w:vAlign w:val="top"/>
           </w:tcPr>
           <w:p>
             <w:pPr>
-              <w:spacing w:line="360" w:lineRule="auto"/>
-              <w:rPr>
-                <w:sz w:val="24"/>
-                <w:szCs w:val="24"/>
-              </w:rPr>
-            </w:pPr>
-            <w:r>
-              <w:rPr>
+              <w:spacing w:line="360" w:lineRule="auto" w:before="0" w:after="0"/>
+            </w:pPr>
+            <w:r>
+              <w:rPr>
+                <w:rFonts w:ascii="Arial" w:hAnsi="Arial" w:eastAsia="Arial" w:cs="Arial"/>
                 <w:b/>
-                <w:bCs/>
-                <w:sz w:val="24"/>
-                <w:szCs w:val="24"/>
-              </w:rPr>
-              <w:t>Topic</w:t>
-            </w:r>
-            <w:r>
-              <w:rPr>
-                <w:sz w:val="24"/>
-                <w:szCs w:val="24"/>
-              </w:rPr>
-              <w:t>:</w:t>
-            </w:r>
-            <w:r>
-              <w:rPr>
-                <w:sz w:val="24"/>
-                <w:szCs w:val="24"/>
-              </w:rPr>
-              <w:t xml:space="preserve"> </w:t>
-            </w:r>
-            <w:r>
-              <w:rPr>
-                <w:sz w:val="24"/>
-                <w:szCs w:val="24"/>
+                <w:i w:val="0"/>
+                <w:sz w:val="24"/>
+                <w:u w:val="none"/>
+              </w:rPr>
+              <w:t xml:space="preserve">Topic: </w:t>
+            </w:r>
+            <w:r>
+              <w:rPr>
+                <w:rFonts w:ascii="Arial" w:hAnsi="Arial" w:eastAsia="Arial" w:cs="Arial"/>
+                <w:b w:val="0"/>
+                <w:i w:val="0"/>
+                <w:sz w:val="24"/>
+                <w:u w:val="none"/>
               </w:rPr>
               <w:t>Exam project improvement</w:t>
             </w:r>
-            <w:r>
-              <w:rPr>
-                <w:sz w:val="24"/>
-                <w:szCs w:val="24"/>
-              </w:rPr>
-              <w:br/>
-            </w:r>
-            <w:r>
-              <w:rPr>
-                <w:sz w:val="24"/>
-                <w:szCs w:val="24"/>
-              </w:rPr>
-              <w:br/>
-            </w:r>
-            <w:r>
-              <w:rPr>
+          </w:p>
+          <w:p>
+            <w:pPr>
+              <w:spacing w:line="360" w:lineRule="auto" w:before="0" w:after="0"/>
+            </w:pPr>
+            <w:r>
+              <w:rPr>
+                <w:rFonts w:ascii="Arial" w:hAnsi="Arial" w:eastAsia="Arial" w:cs="Arial"/>
+                <w:i w:val="0"/>
+                <w:sz w:val="24"/>
+                <w:u w:val="none"/>
                 <w:b/>
-                <w:bCs/>
-                <w:sz w:val="24"/>
-                <w:szCs w:val="24"/>
-              </w:rPr>
-              <w:t>Pre-activities</w:t>
-            </w:r>
-            <w:r>
-              <w:rPr>
-                <w:sz w:val="24"/>
-                <w:szCs w:val="24"/>
-              </w:rPr>
-              <w:br/>
+              </w:rPr>
+              <w:t>Class Objective:</w:t>
+            </w:r>
+          </w:p>
+          <w:p>
+            <w:pPr>
+              <w:spacing w:line="360" w:lineRule="auto" w:before="0" w:after="0"/>
+            </w:pPr>
+            <w:r>
+              <w:rPr>
+                <w:rFonts w:ascii="Arial" w:hAnsi="Arial" w:eastAsia="Arial" w:cs="Arial"/>
+                <w:i w:val="0"/>
+                <w:sz w:val="24"/>
+                <w:u w:val="none"/>
+              </w:rPr>
+              <w:t>Improve reliability, organize code comments, and prepare a one-minute project explanation.</w:t>
+            </w:r>
+          </w:p>
+          <w:p>
+            <w:pPr>
+              <w:spacing w:line="360" w:lineRule="auto" w:before="0" w:after="0"/>
+            </w:pPr>
+            <w:r>
+              <w:rPr>
+                <w:rFonts w:ascii="Arial" w:hAnsi="Arial" w:eastAsia="Arial" w:cs="Arial"/>
+                <w:b/>
+                <w:i w:val="0"/>
+                <w:sz w:val="24"/>
+                <w:u w:val="none"/>
+              </w:rPr>
+              <w:t>Pre-activities:</w:t>
+            </w:r>
+          </w:p>
+          <w:p>
+            <w:pPr>
+              <w:spacing w:line="360" w:lineRule="auto" w:before="0" w:after="0"/>
+            </w:pPr>
+            <w:r>
+              <w:rPr>
+                <w:rFonts w:ascii="Arial" w:hAnsi="Arial" w:eastAsia="Arial" w:cs="Arial"/>
+                <w:b w:val="0"/>
+                <w:i w:val="0"/>
+                <w:sz w:val="24"/>
+                <w:u w:val="none"/>
+              </w:rPr>
               <w:t>Review Week 11 practice vocabulary (part 2).</w:t>
             </w:r>
-            <w:r>
-              <w:rPr>
-                <w:sz w:val="24"/>
-                <w:szCs w:val="24"/>
-              </w:rPr>
-              <w:br/>
+          </w:p>
+          <w:p>
+            <w:pPr>
+              <w:spacing w:line="360" w:lineRule="auto" w:before="0" w:after="0"/>
+            </w:pPr>
+            <w:r>
+              <w:rPr>
+                <w:rFonts w:ascii="Arial" w:hAnsi="Arial" w:eastAsia="Arial" w:cs="Arial"/>
+                <w:b w:val="0"/>
+                <w:i w:val="0"/>
+                <w:sz w:val="24"/>
+                <w:u w:val="none"/>
+              </w:rPr>
               <w:t>pass/fail: A result showing whether something worked or not</w:t>
             </w:r>
-            <w:r>
-              <w:rPr>
-                <w:sz w:val="24"/>
-                <w:szCs w:val="24"/>
-              </w:rPr>
-              <w:br/>
+          </w:p>
+          <w:p>
+            <w:pPr>
+              <w:spacing w:line="360" w:lineRule="auto" w:before="0" w:after="0"/>
+            </w:pPr>
+            <w:r>
+              <w:rPr>
+                <w:rFonts w:ascii="Arial" w:hAnsi="Arial" w:eastAsia="Arial" w:cs="Arial"/>
+                <w:b w:val="0"/>
+                <w:i w:val="0"/>
+                <w:sz w:val="24"/>
+                <w:u w:val="none"/>
+              </w:rPr>
               <w:t>weak point: The part that needs the most improvement</w:t>
             </w:r>
-            <w:r>
-              <w:rPr>
-                <w:sz w:val="24"/>
-                <w:szCs w:val="24"/>
-              </w:rPr>
-              <w:br/>
+          </w:p>
+          <w:p>
+            <w:pPr>
+              <w:spacing w:line="360" w:lineRule="auto" w:before="0" w:after="0"/>
+            </w:pPr>
+            <w:r>
+              <w:rPr>
+                <w:rFonts w:ascii="Arial" w:hAnsi="Arial" w:eastAsia="Arial" w:cs="Arial"/>
+                <w:b w:val="0"/>
+                <w:i w:val="0"/>
+                <w:sz w:val="24"/>
+                <w:u w:val="none"/>
+              </w:rPr>
               <w:t>improvement: A change that makes something better</w:t>
             </w:r>
-            <w:r>
-              <w:rPr>
-                <w:sz w:val="24"/>
-                <w:szCs w:val="24"/>
-              </w:rPr>
-              <w:br/>
+          </w:p>
+          <w:p>
+            <w:pPr>
+              <w:spacing w:line="360" w:lineRule="auto" w:before="0" w:after="0"/>
+            </w:pPr>
+            <w:r>
+              <w:rPr>
+                <w:rFonts w:ascii="Arial" w:hAnsi="Arial" w:eastAsia="Arial" w:cs="Arial"/>
+                <w:b w:val="0"/>
+                <w:i w:val="0"/>
+                <w:sz w:val="24"/>
+                <w:u w:val="none"/>
+              </w:rPr>
               <w:t>Review your test results and choose the most important weak point.</w:t>
             </w:r>
-            <w:r>
-              <w:rPr>
-                <w:sz w:val="24"/>
-                <w:szCs w:val="24"/>
-              </w:rPr>
-              <w:br/>
-            </w:r>
-            <w:r>
-              <w:rPr>
-                <w:sz w:val="24"/>
-                <w:szCs w:val="24"/>
-              </w:rPr>
-              <w:br/>
-            </w:r>
-            <w:r>
-              <w:rPr>
+          </w:p>
+          <w:p>
+            <w:pPr>
+              <w:spacing w:line="360" w:lineRule="auto" w:before="0" w:after="0"/>
+            </w:pPr>
+            <w:r>
+              <w:rPr>
+                <w:rFonts w:ascii="Arial" w:hAnsi="Arial" w:eastAsia="Arial" w:cs="Arial"/>
                 <w:b/>
-                <w:bCs/>
-                <w:sz w:val="24"/>
-                <w:szCs w:val="24"/>
-              </w:rPr>
-              <w:t>While activities</w:t>
-            </w:r>
-            <w:r>
-              <w:rPr>
-                <w:sz w:val="24"/>
-                <w:szCs w:val="24"/>
-              </w:rPr>
-              <w:br/>
+                <w:i w:val="0"/>
+                <w:sz w:val="24"/>
+                <w:u w:val="none"/>
+              </w:rPr>
+              <w:t>While activities:</w:t>
+            </w:r>
+          </w:p>
+          <w:p>
+            <w:pPr>
+              <w:spacing w:line="360" w:lineRule="auto" w:before="0" w:after="0"/>
+            </w:pPr>
+            <w:r>
+              <w:rPr>
+                <w:rFonts w:ascii="Arial" w:hAnsi="Arial" w:eastAsia="Arial" w:cs="Arial"/>
+                <w:b w:val="0"/>
+                <w:i w:val="0"/>
+                <w:sz w:val="24"/>
+                <w:highlight w:val="yellow"/>
+                <w:u w:val="none"/>
+              </w:rPr>
               <w:t>Continue Exam Project: Improve reliability, clean the build, organize code comments, and prepare a 1-minute explanation of goal, inputs, outputs, and logic.</w:t>
             </w:r>
-            <w:r>
-              <w:rPr>
-                <w:sz w:val="24"/>
-                <w:szCs w:val="24"/>
-              </w:rPr>
-              <w:br/>
-            </w:r>
-            <w:r>
-              <w:rPr>
-                <w:sz w:val="24"/>
-                <w:szCs w:val="24"/>
-              </w:rPr>
-              <w:br/>
-            </w:r>
-            <w:r>
-              <w:rPr>
+          </w:p>
+          <w:p>
+            <w:pPr>
+              <w:spacing w:line="360" w:lineRule="auto" w:before="0" w:after="0"/>
+            </w:pPr>
+            <w:r>
+              <w:rPr>
+                <w:rFonts w:ascii="Arial" w:hAnsi="Arial" w:eastAsia="Arial" w:cs="Arial"/>
                 <w:b/>
-                <w:bCs/>
-                <w:sz w:val="24"/>
-                <w:szCs w:val="24"/>
-              </w:rPr>
-              <w:t>Post activities</w:t>
-            </w:r>
-            <w:r>
-              <w:rPr>
-                <w:sz w:val="24"/>
-                <w:szCs w:val="24"/>
-              </w:rPr>
-              <w:br/>
+                <w:i w:val="0"/>
+                <w:sz w:val="24"/>
+                <w:u w:val="none"/>
+              </w:rPr>
+              <w:t>Post activities:</w:t>
+            </w:r>
+          </w:p>
+          <w:p>
+            <w:pPr>
+              <w:spacing w:line="360" w:lineRule="auto" w:before="0" w:after="0"/>
+            </w:pPr>
+            <w:r>
+              <w:rPr>
+                <w:rFonts w:ascii="Arial" w:hAnsi="Arial" w:eastAsia="Arial" w:cs="Arial"/>
+                <w:b w:val="0"/>
+                <w:i w:val="0"/>
+                <w:sz w:val="24"/>
+                <w:u w:val="none"/>
+              </w:rPr>
               <w:t>Practice the explanation with a partner and revise one unclear sentence.</w:t>
             </w:r>
           </w:p>
@@ -2089,30 +2241,31 @@
               <w:bottom w:val="single" w:sz="4" w:space="0" w:color="auto"/>
               <w:right w:val="single" w:sz="4" w:space="0" w:color="auto"/>
             </w:tcBorders>
+            <w:vAlign w:val="top"/>
           </w:tcPr>
           <w:p>
             <w:pPr>
-              <w:spacing w:line="360" w:lineRule="auto"/>
-              <w:rPr>
-                <w:sz w:val="24"/>
-                <w:szCs w:val="24"/>
-              </w:rPr>
-            </w:pPr>
-            <w:r>
-              <w:rPr>
+              <w:spacing w:line="360" w:lineRule="auto" w:before="0" w:after="0"/>
+            </w:pPr>
+            <w:r>
+              <w:rPr>
+                <w:rFonts w:ascii="Arial" w:hAnsi="Arial" w:eastAsia="Arial" w:cs="Arial"/>
                 <w:b/>
-                <w:bCs/>
-                <w:sz w:val="24"/>
-                <w:szCs w:val="24"/>
-              </w:rPr>
-              <w:t>Resources:</w:t>
-            </w:r>
-            <w:r>
-              <w:rPr>
-                <w:sz w:val="24"/>
-                <w:szCs w:val="24"/>
-              </w:rPr>
-              <w:t xml:space="preserve"> Pen, pencil, technology notebook, student email and password, Google Classroom, computer, Freenove/Arduino kit, Arduino IDE, USB cable, breadboard and components, LEDs, resistors, buttons, sensors, project log, test-case table, rubric, projector.</w:t>
+                <w:i w:val="0"/>
+                <w:sz w:val="24"/>
+                <w:u w:val="none"/>
+              </w:rPr>
+              <w:t xml:space="preserve">Resources: </w:t>
+            </w:r>
+            <w:r>
+              <w:rPr>
+                <w:rFonts w:ascii="Arial" w:hAnsi="Arial" w:eastAsia="Arial" w:cs="Arial"/>
+                <w:b w:val="0"/>
+                <w:i w:val="0"/>
+                <w:sz w:val="24"/>
+                <w:u w:val="none"/>
+              </w:rPr>
+              <w:t>Pen, pencil, technology notebook, student's computer, email and password</w:t>
             </w:r>
           </w:p>
         </w:tc>
@@ -2125,30 +2278,31 @@
               <w:bottom w:val="single" w:sz="4" w:space="0" w:color="auto"/>
               <w:right w:val="single" w:sz="4" w:space="0" w:color="auto"/>
             </w:tcBorders>
+            <w:vAlign w:val="top"/>
           </w:tcPr>
           <w:p>
             <w:pPr>
-              <w:spacing w:line="360" w:lineRule="auto"/>
-              <w:rPr>
-                <w:sz w:val="24"/>
-                <w:szCs w:val="24"/>
-              </w:rPr>
-            </w:pPr>
-            <w:r>
-              <w:rPr>
+              <w:spacing w:line="360" w:lineRule="auto" w:before="0" w:after="0"/>
+            </w:pPr>
+            <w:r>
+              <w:rPr>
+                <w:rFonts w:ascii="Arial" w:hAnsi="Arial" w:eastAsia="Arial" w:cs="Arial"/>
                 <w:b/>
-                <w:bCs/>
-                <w:sz w:val="24"/>
-                <w:szCs w:val="24"/>
-              </w:rPr>
-              <w:t>Resources:</w:t>
-            </w:r>
-            <w:r>
-              <w:rPr>
-                <w:sz w:val="24"/>
-                <w:szCs w:val="24"/>
-              </w:rPr>
-              <w:t xml:space="preserve"> Pen, pencil, technology notebook, student email and password, Google Classroom, computer, Freenove/Arduino kit, Arduino IDE, USB cable, breadboard and components, LEDs, resistors, buttons, sensors, project log, test-case table, rubric, projector.</w:t>
+                <w:i w:val="0"/>
+                <w:sz w:val="24"/>
+                <w:u w:val="none"/>
+              </w:rPr>
+              <w:t xml:space="preserve">Resources: </w:t>
+            </w:r>
+            <w:r>
+              <w:rPr>
+                <w:rFonts w:ascii="Arial" w:hAnsi="Arial" w:eastAsia="Arial" w:cs="Arial"/>
+                <w:b w:val="0"/>
+                <w:i w:val="0"/>
+                <w:sz w:val="24"/>
+                <w:u w:val="none"/>
+              </w:rPr>
+              <w:t>Pen, pencil, technology notebook, student's computer, email and password</w:t>
             </w:r>
           </w:p>
         </w:tc>
@@ -2164,21 +2318,21 @@
               <w:right w:val="single" w:sz="4" w:space="0" w:color="auto"/>
             </w:tcBorders>
             <w:shd w:val="clear" w:color="auto" w:fill="A8D08D"/>
+            <w:vAlign w:val="center"/>
           </w:tcPr>
           <w:p>
             <w:pPr>
-              <w:spacing w:line="360" w:lineRule="auto"/>
-              <w:rPr>
-                <w:sz w:val="24"/>
-                <w:szCs w:val="24"/>
-              </w:rPr>
-            </w:pPr>
-            <w:r>
-              <w:rPr>
-                <w:sz w:val="24"/>
-                <w:szCs w:val="24"/>
-              </w:rPr>
-              <w:lastRenderedPageBreak/>
+              <w:jc w:val="center"/>
+              <w:spacing w:line="360" w:lineRule="auto" w:before="0" w:after="0"/>
+            </w:pPr>
+            <w:r>
+              <w:rPr>
+                <w:rFonts w:ascii="Arial" w:hAnsi="Arial" w:eastAsia="Arial" w:cs="Arial"/>
+                <w:b/>
+                <w:i w:val="0"/>
+                <w:sz w:val="24"/>
+                <w:u w:val="none"/>
+              </w:rPr>
               <w:t>9A, 9B day – 45min – May - Week 12</w:t>
             </w:r>
           </w:p>
@@ -2193,19 +2347,20 @@
               <w:right w:val="single" w:sz="4" w:space="0" w:color="auto"/>
             </w:tcBorders>
             <w:shd w:val="clear" w:color="auto" w:fill="A8D08D"/>
+            <w:vAlign w:val="center"/>
           </w:tcPr>
           <w:p>
             <w:pPr>
-              <w:spacing w:line="360" w:lineRule="auto"/>
-              <w:rPr>
-                <w:sz w:val="24"/>
-                <w:szCs w:val="24"/>
-              </w:rPr>
-            </w:pPr>
-            <w:r>
-              <w:rPr>
-                <w:sz w:val="24"/>
-                <w:szCs w:val="24"/>
+              <w:jc w:val="center"/>
+              <w:spacing w:line="360" w:lineRule="auto" w:before="0" w:after="0"/>
+            </w:pPr>
+            <w:r>
+              <w:rPr>
+                <w:rFonts w:ascii="Arial" w:hAnsi="Arial" w:eastAsia="Arial" w:cs="Arial"/>
+                <w:b/>
+                <w:i w:val="0"/>
+                <w:sz w:val="24"/>
+                <w:u w:val="none"/>
               </w:rPr>
               <w:t>9A, 9B day – 90 min – May - Week 12</w:t>
             </w:r>
@@ -2222,177 +2377,209 @@
               <w:bottom w:val="single" w:sz="4" w:space="0" w:color="auto"/>
               <w:right w:val="single" w:sz="4" w:space="0" w:color="auto"/>
             </w:tcBorders>
+            <w:vAlign w:val="top"/>
           </w:tcPr>
           <w:p>
             <w:pPr>
-              <w:spacing w:line="360" w:lineRule="auto"/>
-              <w:rPr>
-                <w:sz w:val="24"/>
-                <w:szCs w:val="24"/>
-              </w:rPr>
-            </w:pPr>
-            <w:r>
-              <w:rPr>
+              <w:spacing w:line="360" w:lineRule="auto" w:before="0" w:after="0"/>
+            </w:pPr>
+            <w:r>
+              <w:rPr>
+                <w:rFonts w:ascii="Arial" w:hAnsi="Arial" w:eastAsia="Arial" w:cs="Arial"/>
                 <w:b/>
-                <w:bCs/>
-                <w:sz w:val="24"/>
-                <w:szCs w:val="24"/>
-              </w:rPr>
-              <w:t>Topic</w:t>
-            </w:r>
-            <w:r>
-              <w:rPr>
-                <w:sz w:val="24"/>
-                <w:szCs w:val="24"/>
-              </w:rPr>
-              <w:t>:</w:t>
-            </w:r>
-            <w:r>
-              <w:rPr>
-                <w:sz w:val="24"/>
-                <w:szCs w:val="24"/>
-              </w:rPr>
-              <w:t xml:space="preserve"> </w:t>
-            </w:r>
-            <w:r>
-              <w:rPr>
-                <w:sz w:val="24"/>
-                <w:szCs w:val="24"/>
+                <w:i w:val="0"/>
+                <w:sz w:val="24"/>
+                <w:u w:val="none"/>
+              </w:rPr>
+              <w:t xml:space="preserve">Topic: </w:t>
+            </w:r>
+            <w:r>
+              <w:rPr>
+                <w:rFonts w:ascii="Arial" w:hAnsi="Arial" w:eastAsia="Arial" w:cs="Arial"/>
+                <w:b w:val="0"/>
+                <w:i w:val="0"/>
+                <w:sz w:val="24"/>
+                <w:u w:val="none"/>
               </w:rPr>
               <w:t>Presentation rehearsal</w:t>
             </w:r>
-            <w:r>
-              <w:rPr>
-                <w:sz w:val="24"/>
-                <w:szCs w:val="24"/>
-              </w:rPr>
-              <w:br/>
-            </w:r>
-            <w:r>
-              <w:rPr>
-                <w:sz w:val="24"/>
-                <w:szCs w:val="24"/>
-              </w:rPr>
-              <w:br/>
-            </w:r>
-            <w:r>
-              <w:rPr>
+          </w:p>
+          <w:p>
+            <w:pPr>
+              <w:spacing w:line="360" w:lineRule="auto" w:before="0" w:after="0"/>
+            </w:pPr>
+            <w:r>
+              <w:rPr>
+                <w:rFonts w:ascii="Arial" w:hAnsi="Arial" w:eastAsia="Arial" w:cs="Arial"/>
+                <w:i w:val="0"/>
+                <w:sz w:val="24"/>
+                <w:u w:val="none"/>
                 <w:b/>
-                <w:bCs/>
-                <w:sz w:val="24"/>
-                <w:szCs w:val="24"/>
-              </w:rPr>
-              <w:t>Pre-activities</w:t>
-            </w:r>
-            <w:r>
-              <w:rPr>
-                <w:sz w:val="24"/>
-                <w:szCs w:val="24"/>
-              </w:rPr>
-              <w:br/>
+              </w:rPr>
+              <w:t>Class Objective:</w:t>
+            </w:r>
+          </w:p>
+          <w:p>
+            <w:pPr>
+              <w:spacing w:line="360" w:lineRule="auto" w:before="0" w:after="0"/>
+            </w:pPr>
+            <w:r>
+              <w:rPr>
+                <w:rFonts w:ascii="Arial" w:hAnsi="Arial" w:eastAsia="Arial" w:cs="Arial"/>
+                <w:i w:val="0"/>
+                <w:sz w:val="24"/>
+                <w:u w:val="none"/>
+              </w:rPr>
+              <w:t>Rehearse the robotics demonstration and draft the final project reflection.</w:t>
+            </w:r>
+          </w:p>
+          <w:p>
+            <w:pPr>
+              <w:spacing w:line="360" w:lineRule="auto" w:before="0" w:after="0"/>
+            </w:pPr>
+            <w:r>
+              <w:rPr>
+                <w:rFonts w:ascii="Arial" w:hAnsi="Arial" w:eastAsia="Arial" w:cs="Arial"/>
+                <w:b/>
+                <w:i w:val="0"/>
+                <w:sz w:val="24"/>
+                <w:u w:val="none"/>
+              </w:rPr>
+              <w:t>Pre-activities:</w:t>
+            </w:r>
+          </w:p>
+          <w:p>
+            <w:pPr>
+              <w:spacing w:line="360" w:lineRule="auto" w:before="0" w:after="0"/>
+            </w:pPr>
+            <w:r>
+              <w:rPr>
+                <w:rFonts w:ascii="Arial" w:hAnsi="Arial" w:eastAsia="Arial" w:cs="Arial"/>
+                <w:b w:val="0"/>
+                <w:i w:val="0"/>
+                <w:sz w:val="24"/>
+                <w:u w:val="none"/>
+              </w:rPr>
               <w:t>Review Week 12 practice vocabulary (part 1).</w:t>
             </w:r>
-            <w:r>
-              <w:rPr>
-                <w:sz w:val="24"/>
-                <w:szCs w:val="24"/>
-              </w:rPr>
-              <w:br/>
+          </w:p>
+          <w:p>
+            <w:pPr>
+              <w:spacing w:line="360" w:lineRule="auto" w:before="0" w:after="0"/>
+            </w:pPr>
+            <w:r>
+              <w:rPr>
+                <w:rFonts w:ascii="Arial" w:hAnsi="Arial" w:eastAsia="Arial" w:cs="Arial"/>
+                <w:b w:val="0"/>
+                <w:i w:val="0"/>
+                <w:sz w:val="24"/>
+                <w:u w:val="none"/>
+              </w:rPr>
               <w:t>demonstration: Showing how something works</w:t>
             </w:r>
-            <w:r>
-              <w:rPr>
-                <w:sz w:val="24"/>
-                <w:szCs w:val="24"/>
-              </w:rPr>
-              <w:br/>
+          </w:p>
+          <w:p>
+            <w:pPr>
+              <w:spacing w:line="360" w:lineRule="auto" w:before="0" w:after="0"/>
+            </w:pPr>
+            <w:r>
+              <w:rPr>
+                <w:rFonts w:ascii="Arial" w:hAnsi="Arial" w:eastAsia="Arial" w:cs="Arial"/>
+                <w:b w:val="0"/>
+                <w:i w:val="0"/>
+                <w:sz w:val="24"/>
+                <w:u w:val="none"/>
+              </w:rPr>
               <w:t>reflection: Thinking about what happened and what you learned</w:t>
             </w:r>
-            <w:r>
-              <w:rPr>
-                <w:sz w:val="24"/>
-                <w:szCs w:val="24"/>
-              </w:rPr>
-              <w:br/>
+          </w:p>
+          <w:p>
+            <w:pPr>
+              <w:spacing w:line="360" w:lineRule="auto" w:before="0" w:after="0"/>
+            </w:pPr>
+            <w:r>
+              <w:rPr>
+                <w:rFonts w:ascii="Arial" w:hAnsi="Arial" w:eastAsia="Arial" w:cs="Arial"/>
+                <w:b w:val="0"/>
+                <w:i w:val="0"/>
+                <w:sz w:val="24"/>
+                <w:u w:val="none"/>
+              </w:rPr>
               <w:t>testing evidence: Proof from tests that shows what happened</w:t>
             </w:r>
           </w:p>
           <w:p>
             <w:pPr>
-              <w:spacing w:line="360" w:lineRule="auto"/>
-              <w:rPr>
-                <w:sz w:val="24"/>
-                <w:szCs w:val="24"/>
-              </w:rPr>
-            </w:pPr>
-            <w:r>
-              <w:rPr>
-                <w:sz w:val="24"/>
-                <w:szCs w:val="24"/>
-              </w:rPr>
-              <w:br/>
+              <w:spacing w:line="360" w:lineRule="auto" w:before="0" w:after="0"/>
+            </w:pPr>
+            <w:r>
+              <w:rPr>
+                <w:rFonts w:ascii="Arial" w:hAnsi="Arial" w:eastAsia="Arial" w:cs="Arial"/>
+                <w:b w:val="0"/>
+                <w:i w:val="0"/>
+                <w:sz w:val="24"/>
+                <w:u w:val="none"/>
+              </w:rPr>
               <w:t>Open the rubric and check that the product, demo, explanation, and reflection are ready.</w:t>
             </w:r>
-            <w:r>
-              <w:rPr>
-                <w:sz w:val="24"/>
-                <w:szCs w:val="24"/>
-              </w:rPr>
-              <w:br/>
-            </w:r>
-            <w:r>
-              <w:rPr>
-                <w:sz w:val="24"/>
-                <w:szCs w:val="24"/>
-              </w:rPr>
-              <w:br/>
-            </w:r>
-            <w:r>
-              <w:rPr>
+          </w:p>
+          <w:p>
+            <w:pPr>
+              <w:spacing w:line="360" w:lineRule="auto" w:before="0" w:after="0"/>
+            </w:pPr>
+            <w:r>
+              <w:rPr>
+                <w:rFonts w:ascii="Arial" w:hAnsi="Arial" w:eastAsia="Arial" w:cs="Arial"/>
                 <w:b/>
-                <w:bCs/>
-                <w:sz w:val="24"/>
-                <w:szCs w:val="24"/>
-              </w:rPr>
-              <w:t>While activities</w:t>
-            </w:r>
-            <w:r>
-              <w:rPr>
-                <w:sz w:val="24"/>
-                <w:szCs w:val="24"/>
-              </w:rPr>
-              <w:br/>
+                <w:i w:val="0"/>
+                <w:sz w:val="24"/>
+                <w:u w:val="none"/>
+              </w:rPr>
+              <w:t>While activities:</w:t>
+            </w:r>
+          </w:p>
+          <w:p>
+            <w:pPr>
+              <w:spacing w:line="360" w:lineRule="auto" w:before="0" w:after="0"/>
+            </w:pPr>
+            <w:r>
+              <w:rPr>
+                <w:rFonts w:ascii="Arial" w:hAnsi="Arial" w:eastAsia="Arial" w:cs="Arial"/>
+                <w:b w:val="0"/>
+                <w:i w:val="0"/>
+                <w:sz w:val="24"/>
+                <w:u w:val="none"/>
+              </w:rPr>
               <w:t>Rehearse the robotics demonstration and draft the short reflection so the final presentation is ready for the 90-minute class.</w:t>
             </w:r>
-            <w:r>
-              <w:rPr>
-                <w:sz w:val="24"/>
-                <w:szCs w:val="24"/>
-              </w:rPr>
-              <w:br/>
-            </w:r>
-            <w:r>
-              <w:rPr>
-                <w:sz w:val="24"/>
-                <w:szCs w:val="24"/>
-              </w:rPr>
-              <w:br/>
-            </w:r>
-            <w:r>
-              <w:rPr>
+          </w:p>
+          <w:p>
+            <w:pPr>
+              <w:spacing w:line="360" w:lineRule="auto" w:before="0" w:after="0"/>
+            </w:pPr>
+            <w:r>
+              <w:rPr>
+                <w:rFonts w:ascii="Arial" w:hAnsi="Arial" w:eastAsia="Arial" w:cs="Arial"/>
                 <w:b/>
-                <w:bCs/>
-                <w:sz w:val="24"/>
-                <w:szCs w:val="24"/>
-              </w:rPr>
-              <w:t>Post activities</w:t>
-            </w:r>
-            <w:r>
-              <w:rPr>
-                <w:sz w:val="24"/>
-                <w:szCs w:val="24"/>
-              </w:rPr>
-              <w:br/>
+                <w:i w:val="0"/>
+                <w:sz w:val="24"/>
+                <w:u w:val="none"/>
+              </w:rPr>
+              <w:t>Post activities:</w:t>
+            </w:r>
+          </w:p>
+          <w:p>
+            <w:pPr>
+              <w:spacing w:line="360" w:lineRule="auto" w:before="0" w:after="0"/>
+            </w:pPr>
+            <w:r>
+              <w:rPr>
+                <w:rFonts w:ascii="Arial" w:hAnsi="Arial" w:eastAsia="Arial" w:cs="Arial"/>
+                <w:b w:val="0"/>
+                <w:i w:val="0"/>
+                <w:sz w:val="24"/>
+                <w:u w:val="none"/>
+              </w:rPr>
               <w:t>Prepare the final product for the 90-minute presentation class.</w:t>
             </w:r>
           </w:p>
@@ -2406,154 +2593,210 @@
               <w:bottom w:val="single" w:sz="4" w:space="0" w:color="auto"/>
               <w:right w:val="single" w:sz="4" w:space="0" w:color="auto"/>
             </w:tcBorders>
+            <w:vAlign w:val="top"/>
           </w:tcPr>
           <w:p>
             <w:pPr>
-              <w:spacing w:line="360" w:lineRule="auto"/>
-              <w:rPr>
-                <w:sz w:val="24"/>
-                <w:szCs w:val="24"/>
-              </w:rPr>
-            </w:pPr>
-            <w:r>
-              <w:rPr>
+              <w:spacing w:line="360" w:lineRule="auto" w:before="0" w:after="0"/>
+            </w:pPr>
+            <w:r>
+              <w:rPr>
+                <w:rFonts w:ascii="Arial" w:hAnsi="Arial" w:eastAsia="Arial" w:cs="Arial"/>
                 <w:b/>
-                <w:bCs/>
-                <w:sz w:val="24"/>
-                <w:szCs w:val="24"/>
-              </w:rPr>
-              <w:t>Topic</w:t>
-            </w:r>
-            <w:r>
-              <w:rPr>
-                <w:sz w:val="24"/>
-                <w:szCs w:val="24"/>
-              </w:rPr>
-              <w:t>: Robotics project presentations</w:t>
-            </w:r>
-            <w:r>
-              <w:rPr>
-                <w:sz w:val="24"/>
-                <w:szCs w:val="24"/>
-              </w:rPr>
-              <w:br/>
-            </w:r>
-            <w:r>
-              <w:rPr>
-                <w:sz w:val="24"/>
-                <w:szCs w:val="24"/>
-              </w:rPr>
-              <w:br/>
-            </w:r>
-            <w:r>
-              <w:rPr>
+                <w:i w:val="0"/>
+                <w:sz w:val="24"/>
+                <w:u w:val="none"/>
+              </w:rPr>
+              <w:t xml:space="preserve">Topic: </w:t>
+            </w:r>
+            <w:r>
+              <w:rPr>
+                <w:rFonts w:ascii="Arial" w:hAnsi="Arial" w:eastAsia="Arial" w:cs="Arial"/>
+                <w:b w:val="0"/>
+                <w:i w:val="0"/>
+                <w:sz w:val="24"/>
+                <w:u w:val="none"/>
+              </w:rPr>
+              <w:t>Robotics project presentations</w:t>
+            </w:r>
+          </w:p>
+          <w:p>
+            <w:pPr>
+              <w:spacing w:line="360" w:lineRule="auto" w:before="0" w:after="0"/>
+            </w:pPr>
+            <w:r>
+              <w:rPr>
+                <w:rFonts w:ascii="Arial" w:hAnsi="Arial" w:eastAsia="Arial" w:cs="Arial"/>
+                <w:i w:val="0"/>
+                <w:sz w:val="24"/>
+                <w:u w:val="none"/>
                 <w:b/>
-                <w:bCs/>
-                <w:sz w:val="24"/>
-                <w:szCs w:val="24"/>
-              </w:rPr>
-              <w:t>Pre-activities</w:t>
-            </w:r>
-            <w:r>
-              <w:rPr>
-                <w:sz w:val="24"/>
-                <w:szCs w:val="24"/>
-              </w:rPr>
-              <w:br/>
+              </w:rPr>
+              <w:t>Class Objective:</w:t>
+            </w:r>
+          </w:p>
+          <w:p>
+            <w:pPr>
+              <w:spacing w:line="360" w:lineRule="auto" w:before="0" w:after="0"/>
+            </w:pPr>
+            <w:r>
+              <w:rPr>
+                <w:rFonts w:ascii="Arial" w:hAnsi="Arial" w:eastAsia="Arial" w:cs="Arial"/>
+                <w:i w:val="0"/>
+                <w:sz w:val="24"/>
+                <w:u w:val="none"/>
+              </w:rPr>
+              <w:t>Demonstrate the robotics project and explain goal, inputs, outputs, state logic, testing evidence, reliability, and improvement.</w:t>
+            </w:r>
+          </w:p>
+          <w:p>
+            <w:pPr>
+              <w:spacing w:line="360" w:lineRule="auto" w:before="0" w:after="0"/>
+            </w:pPr>
+            <w:r>
+              <w:rPr>
+                <w:rFonts w:ascii="Arial" w:hAnsi="Arial" w:eastAsia="Arial" w:cs="Arial"/>
+                <w:b/>
+                <w:i w:val="0"/>
+                <w:sz w:val="24"/>
+                <w:u w:val="none"/>
+              </w:rPr>
+              <w:t>Pre-activities:</w:t>
+            </w:r>
+          </w:p>
+          <w:p>
+            <w:pPr>
+              <w:spacing w:line="360" w:lineRule="auto" w:before="0" w:after="0"/>
+            </w:pPr>
+            <w:r>
+              <w:rPr>
+                <w:rFonts w:ascii="Arial" w:hAnsi="Arial" w:eastAsia="Arial" w:cs="Arial"/>
+                <w:b w:val="0"/>
+                <w:i w:val="0"/>
+                <w:sz w:val="24"/>
+                <w:u w:val="none"/>
+              </w:rPr>
               <w:t>Review Week 12 practice vocabulary (part 2).</w:t>
             </w:r>
-            <w:r>
-              <w:rPr>
-                <w:sz w:val="24"/>
-                <w:szCs w:val="24"/>
-              </w:rPr>
-              <w:br/>
+          </w:p>
+          <w:p>
+            <w:pPr>
+              <w:spacing w:line="360" w:lineRule="auto" w:before="0" w:after="0"/>
+            </w:pPr>
+            <w:r>
+              <w:rPr>
+                <w:rFonts w:ascii="Arial" w:hAnsi="Arial" w:eastAsia="Arial" w:cs="Arial"/>
+                <w:b w:val="0"/>
+                <w:i w:val="0"/>
+                <w:sz w:val="24"/>
+                <w:u w:val="none"/>
+              </w:rPr>
               <w:t>state logic: Rules for how a system changes between states</w:t>
             </w:r>
-            <w:r>
-              <w:rPr>
-                <w:sz w:val="24"/>
-                <w:szCs w:val="24"/>
-              </w:rPr>
-              <w:br/>
+          </w:p>
+          <w:p>
+            <w:pPr>
+              <w:spacing w:line="360" w:lineRule="auto" w:before="0" w:after="0"/>
+            </w:pPr>
+            <w:r>
+              <w:rPr>
+                <w:rFonts w:ascii="Arial" w:hAnsi="Arial" w:eastAsia="Arial" w:cs="Arial"/>
+                <w:b w:val="0"/>
+                <w:i w:val="0"/>
+                <w:sz w:val="24"/>
+                <w:u w:val="none"/>
+              </w:rPr>
               <w:t>project log: A record of project work and tests</w:t>
             </w:r>
-            <w:r>
-              <w:rPr>
-                <w:sz w:val="24"/>
-                <w:szCs w:val="24"/>
-              </w:rPr>
-              <w:br/>
+          </w:p>
+          <w:p>
+            <w:pPr>
+              <w:spacing w:line="360" w:lineRule="auto" w:before="0" w:after="0"/>
+            </w:pPr>
+            <w:r>
+              <w:rPr>
+                <w:rFonts w:ascii="Arial" w:hAnsi="Arial" w:eastAsia="Arial" w:cs="Arial"/>
+                <w:b w:val="0"/>
+                <w:i w:val="0"/>
+                <w:sz w:val="24"/>
+                <w:u w:val="none"/>
+              </w:rPr>
               <w:t>presentation: Sharing work or ideas with others</w:t>
             </w:r>
-            <w:r>
-              <w:rPr>
-                <w:sz w:val="24"/>
-                <w:szCs w:val="24"/>
-              </w:rPr>
-              <w:br/>
+          </w:p>
+          <w:p>
+            <w:pPr>
+              <w:spacing w:line="360" w:lineRule="auto" w:before="0" w:after="0"/>
+            </w:pPr>
+            <w:r>
+              <w:rPr>
+                <w:rFonts w:ascii="Arial" w:hAnsi="Arial" w:eastAsia="Arial" w:cs="Arial"/>
+                <w:b w:val="0"/>
+                <w:i w:val="0"/>
+                <w:sz w:val="24"/>
+                <w:u w:val="none"/>
+              </w:rPr>
               <w:t>Set up the project safely and test the demo once before presenting.</w:t>
             </w:r>
-            <w:r>
-              <w:rPr>
-                <w:sz w:val="24"/>
-                <w:szCs w:val="24"/>
-              </w:rPr>
-              <w:br/>
-            </w:r>
-            <w:r>
-              <w:rPr>
-                <w:sz w:val="24"/>
-                <w:szCs w:val="24"/>
-              </w:rPr>
-              <w:br/>
-            </w:r>
-            <w:r>
-              <w:rPr>
+          </w:p>
+          <w:p>
+            <w:pPr>
+              <w:spacing w:line="360" w:lineRule="auto" w:before="0" w:after="0"/>
+            </w:pPr>
+            <w:r>
+              <w:rPr>
+                <w:rFonts w:ascii="Arial" w:hAnsi="Arial" w:eastAsia="Arial" w:cs="Arial"/>
                 <w:b/>
-                <w:bCs/>
-                <w:sz w:val="24"/>
-                <w:szCs w:val="24"/>
-              </w:rPr>
-              <w:t>While activities</w:t>
-            </w:r>
-            <w:r>
-              <w:rPr>
-                <w:sz w:val="24"/>
-                <w:szCs w:val="24"/>
-              </w:rPr>
-              <w:br/>
+                <w:i w:val="0"/>
+                <w:sz w:val="24"/>
+                <w:u w:val="none"/>
+              </w:rPr>
+              <w:t>While activities:</w:t>
+            </w:r>
+          </w:p>
+          <w:p>
+            <w:pPr>
+              <w:spacing w:line="360" w:lineRule="auto" w:before="0" w:after="0"/>
+            </w:pPr>
+            <w:r>
+              <w:rPr>
+                <w:rFonts w:ascii="Arial" w:hAnsi="Arial" w:eastAsia="Arial" w:cs="Arial"/>
+                <w:b w:val="0"/>
+                <w:i w:val="0"/>
+                <w:sz w:val="24"/>
+                <w:highlight w:val="yellow"/>
+                <w:u w:val="none"/>
+              </w:rPr>
               <w:t>Complete Exam Project Presentation: Demonstrate the working or partially working robotics project, explain the goal, inputs, outputs, state logic, testing evidence, reliability, and improvement made.</w:t>
             </w:r>
-            <w:r>
-              <w:rPr>
-                <w:sz w:val="24"/>
-                <w:szCs w:val="24"/>
-              </w:rPr>
-              <w:br/>
-            </w:r>
-            <w:r>
-              <w:rPr>
-                <w:sz w:val="24"/>
-                <w:szCs w:val="24"/>
-              </w:rPr>
-              <w:br/>
-            </w:r>
-            <w:r>
-              <w:rPr>
+          </w:p>
+          <w:p>
+            <w:pPr>
+              <w:spacing w:line="360" w:lineRule="auto" w:before="0" w:after="0"/>
+            </w:pPr>
+            <w:r>
+              <w:rPr>
+                <w:rFonts w:ascii="Arial" w:hAnsi="Arial" w:eastAsia="Arial" w:cs="Arial"/>
                 <w:b/>
-                <w:bCs/>
-                <w:sz w:val="24"/>
-                <w:szCs w:val="24"/>
-              </w:rPr>
-              <w:t>Post activities</w:t>
-            </w:r>
-            <w:r>
-              <w:rPr>
-                <w:sz w:val="24"/>
-                <w:szCs w:val="24"/>
-              </w:rPr>
-              <w:br/>
+                <w:i w:val="0"/>
+                <w:sz w:val="24"/>
+                <w:u w:val="none"/>
+              </w:rPr>
+              <w:t>Post activities:</w:t>
+            </w:r>
+          </w:p>
+          <w:p>
+            <w:pPr>
+              <w:spacing w:line="360" w:lineRule="auto" w:before="0" w:after="0"/>
+            </w:pPr>
+            <w:r>
+              <w:rPr>
+                <w:rFonts w:ascii="Arial" w:hAnsi="Arial" w:eastAsia="Arial" w:cs="Arial"/>
+                <w:b w:val="0"/>
+                <w:i w:val="0"/>
+                <w:sz w:val="24"/>
+                <w:u w:val="none"/>
+              </w:rPr>
               <w:t>Submit the project log, reflection, and any code/screenshots required for grading in Google Classroom.</w:t>
             </w:r>
           </w:p>
@@ -2569,30 +2812,31 @@
               <w:bottom w:val="single" w:sz="4" w:space="0" w:color="auto"/>
               <w:right w:val="single" w:sz="4" w:space="0" w:color="auto"/>
             </w:tcBorders>
+            <w:vAlign w:val="top"/>
           </w:tcPr>
           <w:p>
             <w:pPr>
-              <w:spacing w:line="360" w:lineRule="auto"/>
-              <w:rPr>
-                <w:sz w:val="24"/>
-                <w:szCs w:val="24"/>
-              </w:rPr>
-            </w:pPr>
-            <w:r>
-              <w:rPr>
+              <w:spacing w:line="360" w:lineRule="auto" w:before="0" w:after="0"/>
+            </w:pPr>
+            <w:r>
+              <w:rPr>
+                <w:rFonts w:ascii="Arial" w:hAnsi="Arial" w:eastAsia="Arial" w:cs="Arial"/>
                 <w:b/>
-                <w:bCs/>
-                <w:sz w:val="24"/>
-                <w:szCs w:val="24"/>
-              </w:rPr>
-              <w:t>Resources:</w:t>
-            </w:r>
-            <w:r>
-              <w:rPr>
-                <w:sz w:val="24"/>
-                <w:szCs w:val="24"/>
-              </w:rPr>
-              <w:t xml:space="preserve"> Pen, pencil, technology notebook, student email and password, Google Classroom, computer, Freenove/Arduino kit, Arduino IDE, USB cable, breadboard and components, LEDs, resistors, buttons, sensors, project log, reflection sheet, code/screenshots, rubric, projector.</w:t>
+                <w:i w:val="0"/>
+                <w:sz w:val="24"/>
+                <w:u w:val="none"/>
+              </w:rPr>
+              <w:t xml:space="preserve">Resources: </w:t>
+            </w:r>
+            <w:r>
+              <w:rPr>
+                <w:rFonts w:ascii="Arial" w:hAnsi="Arial" w:eastAsia="Arial" w:cs="Arial"/>
+                <w:b w:val="0"/>
+                <w:i w:val="0"/>
+                <w:sz w:val="24"/>
+                <w:u w:val="none"/>
+              </w:rPr>
+              <w:t>Pen, pencil, technology notebook, student's computer, email and password</w:t>
             </w:r>
           </w:p>
         </w:tc>
@@ -2605,30 +2849,31 @@
               <w:bottom w:val="single" w:sz="4" w:space="0" w:color="auto"/>
               <w:right w:val="single" w:sz="4" w:space="0" w:color="auto"/>
             </w:tcBorders>
+            <w:vAlign w:val="top"/>
           </w:tcPr>
           <w:p>
             <w:pPr>
-              <w:spacing w:line="360" w:lineRule="auto"/>
-              <w:rPr>
-                <w:sz w:val="24"/>
-                <w:szCs w:val="24"/>
-              </w:rPr>
-            </w:pPr>
-            <w:r>
-              <w:rPr>
+              <w:spacing w:line="360" w:lineRule="auto" w:before="0" w:after="0"/>
+            </w:pPr>
+            <w:r>
+              <w:rPr>
+                <w:rFonts w:ascii="Arial" w:hAnsi="Arial" w:eastAsia="Arial" w:cs="Arial"/>
                 <w:b/>
-                <w:bCs/>
-                <w:sz w:val="24"/>
-                <w:szCs w:val="24"/>
-              </w:rPr>
-              <w:t>Resources:</w:t>
-            </w:r>
-            <w:r>
-              <w:rPr>
-                <w:sz w:val="24"/>
-                <w:szCs w:val="24"/>
-              </w:rPr>
-              <w:t xml:space="preserve"> Pen, pencil, technology notebook, student email and password, Google Classroom, computer, Freenove/Arduino kit, Arduino IDE, USB cable, breadboard and components, LEDs, resistors, buttons, sensors, project log, reflection sheet, code/screenshots, rubric, projector.</w:t>
+                <w:i w:val="0"/>
+                <w:sz w:val="24"/>
+                <w:u w:val="none"/>
+              </w:rPr>
+              <w:t xml:space="preserve">Resources: </w:t>
+            </w:r>
+            <w:r>
+              <w:rPr>
+                <w:rFonts w:ascii="Arial" w:hAnsi="Arial" w:eastAsia="Arial" w:cs="Arial"/>
+                <w:b w:val="0"/>
+                <w:i w:val="0"/>
+                <w:sz w:val="24"/>
+                <w:u w:val="none"/>
+              </w:rPr>
+              <w:t>Pen, pencil, technology notebook, student's computer, email and password</w:t>
             </w:r>
           </w:p>
         </w:tc>
@@ -9952,19 +10197,6 @@
       <w:szCs w:val="30"/>
     </w:rPr>
   </w:style>
-  <w:style w:type="table" w:customStyle="1" w:styleId="a">
-    <w:basedOn w:val="TableNormal4"/>
-    <w:tblPr>
-      <w:tblStyleRowBandSize w:val="1"/>
-      <w:tblStyleColBandSize w:val="1"/>
-      <w:tblCellMar>
-        <w:top w:w="100" w:type="dxa"/>
-        <w:left w:w="100" w:type="dxa"/>
-        <w:bottom w:w="100" w:type="dxa"/>
-        <w:right w:w="100" w:type="dxa"/>
-      </w:tblCellMar>
-    </w:tblPr>
-  </w:style>
   <w:style w:type="paragraph" w:styleId="ListParagraph">
     <w:name w:val="List Paragraph"/>
     <w:basedOn w:val="Normal"/>
@@ -10302,238 +10534,6 @@
       <w:szCs w:val="24"/>
     </w:rPr>
   </w:style>
-  <w:style w:type="table" w:customStyle="1" w:styleId="a0">
-    <w:basedOn w:val="TableNormal4"/>
-    <w:pPr>
-      <w:spacing w:line="240" w:lineRule="auto"/>
-    </w:pPr>
-    <w:tblPr>
-      <w:tblStyleRowBandSize w:val="1"/>
-      <w:tblStyleColBandSize w:val="1"/>
-      <w:tblCellMar>
-        <w:left w:w="108" w:type="dxa"/>
-        <w:right w:w="108" w:type="dxa"/>
-      </w:tblCellMar>
-    </w:tblPr>
-  </w:style>
-  <w:style w:type="table" w:customStyle="1" w:styleId="a1">
-    <w:basedOn w:val="TableNormal4"/>
-    <w:pPr>
-      <w:spacing w:line="240" w:lineRule="auto"/>
-    </w:pPr>
-    <w:tblPr>
-      <w:tblStyleRowBandSize w:val="1"/>
-      <w:tblStyleColBandSize w:val="1"/>
-      <w:tblCellMar>
-        <w:left w:w="108" w:type="dxa"/>
-        <w:right w:w="108" w:type="dxa"/>
-      </w:tblCellMar>
-    </w:tblPr>
-  </w:style>
-  <w:style w:type="table" w:customStyle="1" w:styleId="a2">
-    <w:basedOn w:val="TableNormal4"/>
-    <w:pPr>
-      <w:spacing w:line="240" w:lineRule="auto"/>
-    </w:pPr>
-    <w:tblPr>
-      <w:tblStyleRowBandSize w:val="1"/>
-      <w:tblStyleColBandSize w:val="1"/>
-      <w:tblCellMar>
-        <w:left w:w="108" w:type="dxa"/>
-        <w:right w:w="108" w:type="dxa"/>
-      </w:tblCellMar>
-    </w:tblPr>
-  </w:style>
-  <w:style w:type="table" w:customStyle="1" w:styleId="a3">
-    <w:basedOn w:val="TableNormal4"/>
-    <w:pPr>
-      <w:spacing w:line="240" w:lineRule="auto"/>
-    </w:pPr>
-    <w:tblPr>
-      <w:tblStyleRowBandSize w:val="1"/>
-      <w:tblStyleColBandSize w:val="1"/>
-      <w:tblCellMar>
-        <w:left w:w="108" w:type="dxa"/>
-        <w:right w:w="108" w:type="dxa"/>
-      </w:tblCellMar>
-    </w:tblPr>
-  </w:style>
-  <w:style w:type="table" w:customStyle="1" w:styleId="a4">
-    <w:basedOn w:val="TableNormal4"/>
-    <w:pPr>
-      <w:spacing w:line="240" w:lineRule="auto"/>
-    </w:pPr>
-    <w:tblPr>
-      <w:tblStyleRowBandSize w:val="1"/>
-      <w:tblStyleColBandSize w:val="1"/>
-      <w:tblCellMar>
-        <w:left w:w="108" w:type="dxa"/>
-        <w:right w:w="108" w:type="dxa"/>
-      </w:tblCellMar>
-    </w:tblPr>
-  </w:style>
-  <w:style w:type="table" w:customStyle="1" w:styleId="a5">
-    <w:basedOn w:val="TableNormal4"/>
-    <w:pPr>
-      <w:spacing w:line="240" w:lineRule="auto"/>
-    </w:pPr>
-    <w:tblPr>
-      <w:tblStyleRowBandSize w:val="1"/>
-      <w:tblStyleColBandSize w:val="1"/>
-      <w:tblCellMar>
-        <w:left w:w="108" w:type="dxa"/>
-        <w:right w:w="108" w:type="dxa"/>
-      </w:tblCellMar>
-    </w:tblPr>
-  </w:style>
-  <w:style w:type="table" w:customStyle="1" w:styleId="a6">
-    <w:basedOn w:val="TableNormal4"/>
-    <w:pPr>
-      <w:spacing w:line="240" w:lineRule="auto"/>
-    </w:pPr>
-    <w:tblPr>
-      <w:tblStyleRowBandSize w:val="1"/>
-      <w:tblStyleColBandSize w:val="1"/>
-      <w:tblCellMar>
-        <w:left w:w="108" w:type="dxa"/>
-        <w:right w:w="108" w:type="dxa"/>
-      </w:tblCellMar>
-    </w:tblPr>
-  </w:style>
-  <w:style w:type="table" w:customStyle="1" w:styleId="a7">
-    <w:basedOn w:val="TableNormal4"/>
-    <w:pPr>
-      <w:spacing w:line="240" w:lineRule="auto"/>
-    </w:pPr>
-    <w:tblPr>
-      <w:tblStyleRowBandSize w:val="1"/>
-      <w:tblStyleColBandSize w:val="1"/>
-      <w:tblCellMar>
-        <w:left w:w="108" w:type="dxa"/>
-        <w:right w:w="108" w:type="dxa"/>
-      </w:tblCellMar>
-    </w:tblPr>
-  </w:style>
-  <w:style w:type="table" w:customStyle="1" w:styleId="a8">
-    <w:basedOn w:val="TableNormal4"/>
-    <w:pPr>
-      <w:spacing w:line="240" w:lineRule="auto"/>
-    </w:pPr>
-    <w:tblPr>
-      <w:tblStyleRowBandSize w:val="1"/>
-      <w:tblStyleColBandSize w:val="1"/>
-      <w:tblCellMar>
-        <w:left w:w="108" w:type="dxa"/>
-        <w:right w:w="108" w:type="dxa"/>
-      </w:tblCellMar>
-    </w:tblPr>
-  </w:style>
-  <w:style w:type="table" w:customStyle="1" w:styleId="a9">
-    <w:basedOn w:val="TableNormal4"/>
-    <w:pPr>
-      <w:spacing w:line="240" w:lineRule="auto"/>
-    </w:pPr>
-    <w:tblPr>
-      <w:tblStyleRowBandSize w:val="1"/>
-      <w:tblStyleColBandSize w:val="1"/>
-      <w:tblCellMar>
-        <w:left w:w="108" w:type="dxa"/>
-        <w:right w:w="108" w:type="dxa"/>
-      </w:tblCellMar>
-    </w:tblPr>
-  </w:style>
-  <w:style w:type="table" w:customStyle="1" w:styleId="aa">
-    <w:basedOn w:val="TableNormal4"/>
-    <w:pPr>
-      <w:spacing w:line="240" w:lineRule="auto"/>
-    </w:pPr>
-    <w:tblPr>
-      <w:tblStyleRowBandSize w:val="1"/>
-      <w:tblStyleColBandSize w:val="1"/>
-      <w:tblCellMar>
-        <w:left w:w="108" w:type="dxa"/>
-        <w:right w:w="108" w:type="dxa"/>
-      </w:tblCellMar>
-    </w:tblPr>
-  </w:style>
-  <w:style w:type="table" w:customStyle="1" w:styleId="ab">
-    <w:basedOn w:val="TableNormal4"/>
-    <w:pPr>
-      <w:spacing w:line="240" w:lineRule="auto"/>
-    </w:pPr>
-    <w:tblPr>
-      <w:tblStyleRowBandSize w:val="1"/>
-      <w:tblStyleColBandSize w:val="1"/>
-      <w:tblCellMar>
-        <w:left w:w="108" w:type="dxa"/>
-        <w:right w:w="108" w:type="dxa"/>
-      </w:tblCellMar>
-    </w:tblPr>
-  </w:style>
-  <w:style w:type="table" w:customStyle="1" w:styleId="ac">
-    <w:basedOn w:val="TableNormal1"/>
-    <w:pPr>
-      <w:spacing w:line="240" w:lineRule="auto"/>
-    </w:pPr>
-    <w:tblPr>
-      <w:tblStyleRowBandSize w:val="1"/>
-      <w:tblStyleColBandSize w:val="1"/>
-      <w:tblCellMar>
-        <w:top w:w="100" w:type="dxa"/>
-        <w:left w:w="108" w:type="dxa"/>
-        <w:bottom w:w="100" w:type="dxa"/>
-        <w:right w:w="108" w:type="dxa"/>
-      </w:tblCellMar>
-    </w:tblPr>
-  </w:style>
-  <w:style w:type="table" w:customStyle="1" w:styleId="ad">
-    <w:basedOn w:val="TableNormal1"/>
-    <w:pPr>
-      <w:spacing w:line="240" w:lineRule="auto"/>
-    </w:pPr>
-    <w:tblPr>
-      <w:tblStyleRowBandSize w:val="1"/>
-      <w:tblStyleColBandSize w:val="1"/>
-      <w:tblCellMar>
-        <w:top w:w="100" w:type="dxa"/>
-        <w:left w:w="108" w:type="dxa"/>
-        <w:bottom w:w="100" w:type="dxa"/>
-        <w:right w:w="108" w:type="dxa"/>
-      </w:tblCellMar>
-    </w:tblPr>
-  </w:style>
-  <w:style w:type="table" w:customStyle="1" w:styleId="ae">
-    <w:basedOn w:val="TableNormal1"/>
-    <w:pPr>
-      <w:spacing w:line="240" w:lineRule="auto"/>
-    </w:pPr>
-    <w:tblPr>
-      <w:tblStyleRowBandSize w:val="1"/>
-      <w:tblStyleColBandSize w:val="1"/>
-      <w:tblCellMar>
-        <w:top w:w="100" w:type="dxa"/>
-        <w:left w:w="108" w:type="dxa"/>
-        <w:bottom w:w="100" w:type="dxa"/>
-        <w:right w:w="108" w:type="dxa"/>
-      </w:tblCellMar>
-    </w:tblPr>
-  </w:style>
-  <w:style w:type="table" w:customStyle="1" w:styleId="af">
-    <w:basedOn w:val="TableNormal1"/>
-    <w:pPr>
-      <w:spacing w:line="240" w:lineRule="auto"/>
-    </w:pPr>
-    <w:tblPr>
-      <w:tblStyleRowBandSize w:val="1"/>
-      <w:tblStyleColBandSize w:val="1"/>
-      <w:tblCellMar>
-        <w:top w:w="100" w:type="dxa"/>
-        <w:left w:w="108" w:type="dxa"/>
-        <w:bottom w:w="100" w:type="dxa"/>
-        <w:right w:w="108" w:type="dxa"/>
-      </w:tblCellMar>
-    </w:tblPr>
-  </w:style>
   <w:style w:type="character" w:styleId="Strong">
     <w:name w:val="Strong"/>
     <w:basedOn w:val="DefaultParagraphFont"/>
@@ -10544,19 +10544,6 @@
       <w:b/>
       <w:bCs/>
     </w:rPr>
-  </w:style>
-  <w:style w:type="table" w:customStyle="1" w:styleId="af0">
-    <w:basedOn w:val="TableNormal"/>
-    <w:tblPr>
-      <w:tblStyleRowBandSize w:val="1"/>
-      <w:tblStyleColBandSize w:val="1"/>
-      <w:tblCellMar>
-        <w:top w:w="15" w:type="dxa"/>
-        <w:left w:w="15" w:type="dxa"/>
-        <w:bottom w:w="15" w:type="dxa"/>
-        <w:right w:w="15" w:type="dxa"/>
-      </w:tblCellMar>
-    </w:tblPr>
   </w:style>
   <w:style w:type="character" w:styleId="Hyperlink">
     <w:name w:val="Hyperlink"/>
